--- a/tables/supplementary table1.docx
+++ b/tables/supplementary table1.docx
@@ -248,9 +248,8 @@
                 <w:szCs w:val="20"/>
                 <w14:ligatures w14:val="none"/>
               </w:rPr>
-              <w:t xml:space="preserve">, </w:t>
-            </w:r>
-            <w:proofErr w:type="spellStart"/>
+              <w:t>, mean</w:t>
+            </w:r>
             <w:r>
               <w:rPr>
                 <w:rFonts w:ascii="Times New Roman" w:eastAsia="宋体" w:hAnsi="Times New Roman" w:cs="Times New Roman" w:hint="eastAsia"/>
@@ -261,7 +260,7 @@
                 <w:szCs w:val="20"/>
                 <w14:ligatures w14:val="none"/>
               </w:rPr>
-              <w:t>mean</w:t>
+              <w:t xml:space="preserve"> </w:t>
             </w:r>
             <w:r>
               <w:rPr>
@@ -285,9 +284,20 @@
                 <w:szCs w:val="20"/>
                 <w14:ligatures w14:val="none"/>
               </w:rPr>
+              <w:t xml:space="preserve"> </w:t>
+            </w:r>
+            <w:r>
+              <w:rPr>
+                <w:rFonts w:ascii="Times New Roman" w:eastAsia="宋体" w:hAnsi="Times New Roman" w:cs="Times New Roman" w:hint="eastAsia"/>
+                <w:b/>
+                <w:bCs/>
+                <w:kern w:val="0"/>
+                <w:sz w:val="20"/>
+                <w:szCs w:val="20"/>
+                <w14:ligatures w14:val="none"/>
+              </w:rPr>
               <w:t>SD</w:t>
             </w:r>
-            <w:proofErr w:type="spellEnd"/>
           </w:p>
         </w:tc>
         <w:tc>
@@ -690,9 +700,8 @@
                 <w:szCs w:val="20"/>
                 <w14:ligatures w14:val="none"/>
               </w:rPr>
-              <w:t xml:space="preserve">, </w:t>
-            </w:r>
-            <w:proofErr w:type="spellStart"/>
+              <w:t>, mean</w:t>
+            </w:r>
             <w:r>
               <w:rPr>
                 <w:rFonts w:ascii="Times New Roman" w:eastAsia="宋体" w:hAnsi="Times New Roman" w:cs="Times New Roman" w:hint="eastAsia"/>
@@ -703,7 +712,7 @@
                 <w:szCs w:val="20"/>
                 <w14:ligatures w14:val="none"/>
               </w:rPr>
-              <w:t>mean</w:t>
+              <w:t xml:space="preserve"> </w:t>
             </w:r>
             <w:r>
               <w:rPr>
@@ -727,9 +736,20 @@
                 <w:szCs w:val="20"/>
                 <w14:ligatures w14:val="none"/>
               </w:rPr>
+              <w:t xml:space="preserve"> </w:t>
+            </w:r>
+            <w:r>
+              <w:rPr>
+                <w:rFonts w:ascii="Times New Roman" w:eastAsia="宋体" w:hAnsi="Times New Roman" w:cs="Times New Roman" w:hint="eastAsia"/>
+                <w:b/>
+                <w:bCs/>
+                <w:kern w:val="0"/>
+                <w:sz w:val="20"/>
+                <w:szCs w:val="20"/>
+                <w14:ligatures w14:val="none"/>
+              </w:rPr>
               <w:t>SD</w:t>
             </w:r>
-            <w:proofErr w:type="spellEnd"/>
           </w:p>
         </w:tc>
         <w:tc>
@@ -836,6 +856,369 @@
         <w:tc>
           <w:tcPr>
             <w:tcW w:w="3414" w:type="dxa"/>
+          </w:tcPr>
+          <w:p>
+            <w:pPr>
+              <w:widowControl/>
+              <w:spacing w:after="0" w:line="240" w:lineRule="auto"/>
+              <w:rPr>
+                <w:rFonts w:ascii="Times New Roman" w:eastAsia="宋体" w:hAnsi="Times New Roman" w:cs="Times New Roman" w:hint="eastAsia"/>
+                <w:b/>
+                <w:bCs/>
+                <w:kern w:val="0"/>
+                <w:sz w:val="20"/>
+                <w:szCs w:val="20"/>
+                <w14:ligatures w14:val="none"/>
+              </w:rPr>
+            </w:pPr>
+            <w:r>
+              <w:rPr>
+                <w:rFonts w:ascii="Times New Roman" w:eastAsia="宋体" w:hAnsi="Times New Roman" w:cs="Times New Roman"/>
+                <w:b/>
+                <w:bCs/>
+                <w:kern w:val="0"/>
+                <w:sz w:val="20"/>
+                <w:szCs w:val="20"/>
+                <w14:ligatures w14:val="none"/>
+              </w:rPr>
+              <w:t>L</w:t>
+            </w:r>
+            <w:r>
+              <w:rPr>
+                <w:rFonts w:ascii="Times New Roman" w:eastAsia="宋体" w:hAnsi="Times New Roman" w:cs="Times New Roman" w:hint="eastAsia"/>
+                <w:b/>
+                <w:bCs/>
+                <w:kern w:val="0"/>
+                <w:sz w:val="20"/>
+                <w:szCs w:val="20"/>
+                <w14:ligatures w14:val="none"/>
+              </w:rPr>
+              <w:t xml:space="preserve">og2 CA 19-9, </w:t>
+            </w:r>
+            <w:r>
+              <w:rPr>
+                <w:rFonts w:ascii="Times New Roman" w:eastAsia="宋体" w:hAnsi="Times New Roman" w:cs="Times New Roman" w:hint="eastAsia"/>
+                <w:b/>
+                <w:bCs/>
+                <w:kern w:val="0"/>
+                <w:sz w:val="20"/>
+                <w:szCs w:val="20"/>
+                <w14:ligatures w14:val="none"/>
+              </w:rPr>
+              <w:t>mean</w:t>
+            </w:r>
+            <w:r>
+              <w:rPr>
+                <w:rFonts w:ascii="Times New Roman" w:eastAsia="宋体" w:hAnsi="Times New Roman" w:cs="Times New Roman" w:hint="eastAsia"/>
+                <w:b/>
+                <w:bCs/>
+                <w:kern w:val="0"/>
+                <w:sz w:val="20"/>
+                <w:szCs w:val="20"/>
+                <w14:ligatures w14:val="none"/>
+              </w:rPr>
+              <w:t xml:space="preserve"> </w:t>
+            </w:r>
+            <w:r>
+              <w:rPr>
+                <w:rFonts w:ascii="Times New Roman" w:eastAsia="宋体" w:hAnsi="Times New Roman" w:cs="Times New Roman"/>
+                <w:b/>
+                <w:bCs/>
+                <w:kern w:val="0"/>
+                <w:sz w:val="20"/>
+                <w:szCs w:val="20"/>
+                <w14:ligatures w14:val="none"/>
+              </w:rPr>
+              <w:t>±</w:t>
+            </w:r>
+            <w:r>
+              <w:rPr>
+                <w:rFonts w:ascii="Times New Roman" w:eastAsia="宋体" w:hAnsi="Times New Roman" w:cs="Times New Roman" w:hint="eastAsia"/>
+                <w:b/>
+                <w:bCs/>
+                <w:kern w:val="0"/>
+                <w:sz w:val="20"/>
+                <w:szCs w:val="20"/>
+                <w14:ligatures w14:val="none"/>
+              </w:rPr>
+              <w:t xml:space="preserve"> </w:t>
+            </w:r>
+            <w:r>
+              <w:rPr>
+                <w:rFonts w:ascii="Times New Roman" w:eastAsia="宋体" w:hAnsi="Times New Roman" w:cs="Times New Roman" w:hint="eastAsia"/>
+                <w:b/>
+                <w:bCs/>
+                <w:kern w:val="0"/>
+                <w:sz w:val="20"/>
+                <w:szCs w:val="20"/>
+                <w14:ligatures w14:val="none"/>
+              </w:rPr>
+              <w:t>SD</w:t>
+            </w:r>
+          </w:p>
+        </w:tc>
+        <w:tc>
+          <w:tcPr>
+            <w:tcW w:w="2640" w:type="dxa"/>
+          </w:tcPr>
+          <w:p>
+            <w:pPr>
+              <w:widowControl/>
+              <w:spacing w:after="0" w:line="240" w:lineRule="auto"/>
+              <w:rPr>
+                <w:rFonts w:ascii="Times New Roman" w:eastAsia="宋体" w:hAnsi="Times New Roman" w:cs="Times New Roman" w:hint="eastAsia"/>
+                <w:kern w:val="0"/>
+                <w:sz w:val="20"/>
+                <w:szCs w:val="20"/>
+                <w14:ligatures w14:val="none"/>
+              </w:rPr>
+            </w:pPr>
+            <w:r>
+              <w:rPr>
+                <w:rFonts w:ascii="Times New Roman" w:eastAsia="宋体" w:hAnsi="Times New Roman" w:cs="Times New Roman" w:hint="eastAsia"/>
+                <w:kern w:val="0"/>
+                <w:sz w:val="20"/>
+                <w:szCs w:val="20"/>
+                <w14:ligatures w14:val="none"/>
+              </w:rPr>
+              <w:t xml:space="preserve">7.02 </w:t>
+            </w:r>
+            <w:r>
+              <w:rPr>
+                <w:rFonts w:ascii="Times New Roman" w:eastAsia="宋体" w:hAnsi="Times New Roman" w:cs="Times New Roman"/>
+                <w:kern w:val="0"/>
+                <w:sz w:val="20"/>
+                <w:szCs w:val="20"/>
+                <w14:ligatures w14:val="none"/>
+              </w:rPr>
+              <w:t>±</w:t>
+            </w:r>
+            <w:r>
+              <w:rPr>
+                <w:rFonts w:ascii="Times New Roman" w:eastAsia="宋体" w:hAnsi="Times New Roman" w:cs="Times New Roman" w:hint="eastAsia"/>
+                <w:kern w:val="0"/>
+                <w:sz w:val="20"/>
+                <w:szCs w:val="20"/>
+                <w14:ligatures w14:val="none"/>
+              </w:rPr>
+              <w:t xml:space="preserve"> 2.67</w:t>
+            </w:r>
+          </w:p>
+        </w:tc>
+        <w:tc>
+          <w:tcPr>
+            <w:tcW w:w="2640" w:type="dxa"/>
+          </w:tcPr>
+          <w:p>
+            <w:pPr>
+              <w:widowControl/>
+              <w:spacing w:after="0" w:line="240" w:lineRule="auto"/>
+              <w:rPr>
+                <w:rFonts w:ascii="Times New Roman" w:eastAsia="宋体" w:hAnsi="Times New Roman" w:cs="Times New Roman" w:hint="eastAsia"/>
+                <w:kern w:val="0"/>
+                <w:sz w:val="20"/>
+                <w:szCs w:val="20"/>
+                <w14:ligatures w14:val="none"/>
+              </w:rPr>
+            </w:pPr>
+            <w:r>
+              <w:rPr>
+                <w:rFonts w:ascii="Times New Roman" w:eastAsia="宋体" w:hAnsi="Times New Roman" w:cs="Times New Roman" w:hint="eastAsia"/>
+                <w:kern w:val="0"/>
+                <w:sz w:val="20"/>
+                <w:szCs w:val="20"/>
+                <w14:ligatures w14:val="none"/>
+              </w:rPr>
+              <w:t xml:space="preserve">3.73 </w:t>
+            </w:r>
+            <w:r>
+              <w:rPr>
+                <w:rFonts w:ascii="Times New Roman" w:eastAsia="宋体" w:hAnsi="Times New Roman" w:cs="Times New Roman"/>
+                <w:kern w:val="0"/>
+                <w:sz w:val="20"/>
+                <w:szCs w:val="20"/>
+                <w14:ligatures w14:val="none"/>
+              </w:rPr>
+              <w:t>±</w:t>
+            </w:r>
+            <w:r>
+              <w:rPr>
+                <w:rFonts w:ascii="Times New Roman" w:eastAsia="宋体" w:hAnsi="Times New Roman" w:cs="Times New Roman" w:hint="eastAsia"/>
+                <w:kern w:val="0"/>
+                <w:sz w:val="20"/>
+                <w:szCs w:val="20"/>
+                <w14:ligatures w14:val="none"/>
+              </w:rPr>
+              <w:t xml:space="preserve"> 1.28</w:t>
+            </w:r>
+          </w:p>
+        </w:tc>
+        <w:tc>
+          <w:tcPr>
+            <w:tcW w:w="1920" w:type="dxa"/>
+          </w:tcPr>
+          <w:p>
+            <w:pPr>
+              <w:widowControl/>
+              <w:spacing w:after="0" w:line="240" w:lineRule="auto"/>
+              <w:rPr>
+                <w:rFonts w:ascii="Times New Roman" w:eastAsia="宋体" w:hAnsi="Times New Roman" w:cs="Times New Roman" w:hint="eastAsia"/>
+                <w:kern w:val="0"/>
+                <w:sz w:val="20"/>
+                <w:szCs w:val="20"/>
+                <w14:ligatures w14:val="none"/>
+              </w:rPr>
+            </w:pPr>
+            <w:r>
+              <w:rPr>
+                <w:rFonts w:ascii="Times New Roman" w:eastAsia="宋体" w:hAnsi="Times New Roman" w:cs="Times New Roman"/>
+                <w:kern w:val="0"/>
+                <w:sz w:val="20"/>
+                <w:szCs w:val="20"/>
+                <w14:ligatures w14:val="none"/>
+              </w:rPr>
+              <w:t>P</w:t>
+            </w:r>
+            <w:r>
+              <w:rPr>
+                <w:rFonts w:ascii="Times New Roman" w:eastAsia="宋体" w:hAnsi="Times New Roman" w:cs="Times New Roman" w:hint="eastAsia"/>
+                <w:kern w:val="0"/>
+                <w:sz w:val="20"/>
+                <w:szCs w:val="20"/>
+                <w14:ligatures w14:val="none"/>
+              </w:rPr>
+              <w:t xml:space="preserve"> &lt; 0.001</w:t>
+            </w:r>
+          </w:p>
+        </w:tc>
+      </w:tr>
+      <w:tr>
+        <w:trPr>
+          <w:trHeight w:val="300"/>
+        </w:trPr>
+        <w:tc>
+          <w:tcPr>
+            <w:tcW w:w="3414" w:type="dxa"/>
+          </w:tcPr>
+          <w:p>
+            <w:pPr>
+              <w:widowControl/>
+              <w:spacing w:after="0" w:line="240" w:lineRule="auto"/>
+              <w:rPr>
+                <w:rFonts w:ascii="Times New Roman" w:eastAsia="宋体" w:hAnsi="Times New Roman" w:cs="Times New Roman" w:hint="eastAsia"/>
+                <w:kern w:val="0"/>
+                <w:sz w:val="20"/>
+                <w:szCs w:val="20"/>
+                <w14:ligatures w14:val="none"/>
+              </w:rPr>
+            </w:pPr>
+            <w:r>
+              <w:rPr>
+                <w:rFonts w:ascii="Times New Roman" w:eastAsia="宋体" w:hAnsi="Times New Roman" w:cs="Times New Roman" w:hint="eastAsia"/>
+                <w:b/>
+                <w:bCs/>
+                <w:kern w:val="0"/>
+                <w:sz w:val="20"/>
+                <w:szCs w:val="20"/>
+                <w14:ligatures w14:val="none"/>
+              </w:rPr>
+              <w:t xml:space="preserve">  </w:t>
+            </w:r>
+            <w:r>
+              <w:rPr>
+                <w:rFonts w:ascii="Times New Roman" w:eastAsia="宋体" w:hAnsi="Times New Roman" w:cs="Times New Roman" w:hint="eastAsia"/>
+                <w:kern w:val="0"/>
+                <w:sz w:val="20"/>
+                <w:szCs w:val="20"/>
+                <w14:ligatures w14:val="none"/>
+              </w:rPr>
+              <w:t>Unknown</w:t>
+            </w:r>
+          </w:p>
+        </w:tc>
+        <w:tc>
+          <w:tcPr>
+            <w:tcW w:w="2640" w:type="dxa"/>
+          </w:tcPr>
+          <w:p>
+            <w:pPr>
+              <w:widowControl/>
+              <w:spacing w:after="0" w:line="240" w:lineRule="auto"/>
+              <w:rPr>
+                <w:rFonts w:ascii="Times New Roman" w:eastAsia="宋体" w:hAnsi="Times New Roman" w:cs="Times New Roman" w:hint="eastAsia"/>
+                <w:kern w:val="0"/>
+                <w:sz w:val="20"/>
+                <w:szCs w:val="20"/>
+                <w14:ligatures w14:val="none"/>
+              </w:rPr>
+            </w:pPr>
+            <w:r>
+              <w:rPr>
+                <w:rFonts w:ascii="Times New Roman" w:eastAsia="宋体" w:hAnsi="Times New Roman" w:cs="Times New Roman" w:hint="eastAsia"/>
+                <w:kern w:val="0"/>
+                <w:sz w:val="20"/>
+                <w:szCs w:val="20"/>
+                <w14:ligatures w14:val="none"/>
+              </w:rPr>
+              <w:t>3 (1.5%)</w:t>
+            </w:r>
+          </w:p>
+        </w:tc>
+        <w:tc>
+          <w:tcPr>
+            <w:tcW w:w="2640" w:type="dxa"/>
+          </w:tcPr>
+          <w:p>
+            <w:pPr>
+              <w:widowControl/>
+              <w:spacing w:after="0" w:line="240" w:lineRule="auto"/>
+              <w:rPr>
+                <w:rFonts w:ascii="Times New Roman" w:eastAsia="宋体" w:hAnsi="Times New Roman" w:cs="Times New Roman" w:hint="eastAsia"/>
+                <w:kern w:val="0"/>
+                <w:sz w:val="20"/>
+                <w:szCs w:val="20"/>
+                <w14:ligatures w14:val="none"/>
+              </w:rPr>
+            </w:pPr>
+            <w:r>
+              <w:rPr>
+                <w:rFonts w:ascii="Times New Roman" w:eastAsia="宋体" w:hAnsi="Times New Roman" w:cs="Times New Roman" w:hint="eastAsia"/>
+                <w:kern w:val="0"/>
+                <w:sz w:val="20"/>
+                <w:szCs w:val="20"/>
+                <w14:ligatures w14:val="none"/>
+              </w:rPr>
+              <w:t>1 (1.4%)</w:t>
+            </w:r>
+          </w:p>
+        </w:tc>
+        <w:tc>
+          <w:tcPr>
+            <w:tcW w:w="1920" w:type="dxa"/>
+          </w:tcPr>
+          <w:p>
+            <w:pPr>
+              <w:widowControl/>
+              <w:spacing w:after="0" w:line="240" w:lineRule="auto"/>
+              <w:rPr>
+                <w:rFonts w:ascii="Times New Roman" w:eastAsia="宋体" w:hAnsi="Times New Roman" w:cs="Times New Roman"/>
+                <w:kern w:val="0"/>
+                <w:sz w:val="20"/>
+                <w:szCs w:val="20"/>
+                <w14:ligatures w14:val="none"/>
+              </w:rPr>
+            </w:pPr>
+          </w:p>
+        </w:tc>
+      </w:tr>
+      <w:tr>
+        <w:trPr>
+          <w:trHeight w:val="300"/>
+        </w:trPr>
+        <w:tc>
+          <w:tcPr>
+            <w:tcW w:w="3414" w:type="dxa"/>
+            <w:shd w:val="clear" w:color="auto" w:fill="E2EFD9" w:themeFill="accent6" w:themeFillTint="33"/>
             <w:hideMark/>
           </w:tcPr>
           <w:p>
@@ -882,6 +1265,7 @@
         <w:tc>
           <w:tcPr>
             <w:tcW w:w="2640" w:type="dxa"/>
+            <w:shd w:val="clear" w:color="auto" w:fill="E2EFD9" w:themeFill="accent6" w:themeFillTint="33"/>
             <w:hideMark/>
           </w:tcPr>
           <w:p>
@@ -916,6 +1300,7 @@
         <w:tc>
           <w:tcPr>
             <w:tcW w:w="2640" w:type="dxa"/>
+            <w:shd w:val="clear" w:color="auto" w:fill="E2EFD9" w:themeFill="accent6" w:themeFillTint="33"/>
             <w:hideMark/>
           </w:tcPr>
           <w:p>
@@ -950,6 +1335,7 @@
         <w:tc>
           <w:tcPr>
             <w:tcW w:w="1920" w:type="dxa"/>
+            <w:shd w:val="clear" w:color="auto" w:fill="E2EFD9" w:themeFill="accent6" w:themeFillTint="33"/>
             <w:hideMark/>
           </w:tcPr>
           <w:p>
@@ -989,6 +1375,7 @@
         <w:tc>
           <w:tcPr>
             <w:tcW w:w="3414" w:type="dxa"/>
+            <w:shd w:val="clear" w:color="auto" w:fill="E2EFD9" w:themeFill="accent6" w:themeFillTint="33"/>
             <w:noWrap/>
             <w:hideMark/>
           </w:tcPr>
@@ -1021,66 +1408,69 @@
         <w:tc>
           <w:tcPr>
             <w:tcW w:w="2640" w:type="dxa"/>
-            <w:hideMark/>
-          </w:tcPr>
-          <w:p>
-            <w:pPr>
-              <w:widowControl/>
-              <w:spacing w:after="0" w:line="240" w:lineRule="auto"/>
-              <w:jc w:val="both"/>
-              <w:rPr>
-                <w:rFonts w:ascii="Times New Roman" w:eastAsia="宋体" w:hAnsi="Times New Roman" w:cs="Times New Roman"/>
-                <w:kern w:val="0"/>
-                <w:sz w:val="20"/>
-                <w:szCs w:val="20"/>
-                <w14:ligatures w14:val="none"/>
-              </w:rPr>
-            </w:pPr>
-            <w:r>
-              <w:rPr>
-                <w:rFonts w:ascii="Times New Roman" w:eastAsia="宋体" w:hAnsi="Times New Roman" w:cs="Times New Roman"/>
-                <w:kern w:val="0"/>
-                <w:sz w:val="20"/>
-                <w:szCs w:val="20"/>
-                <w14:ligatures w14:val="none"/>
-              </w:rPr>
-              <w:t>52 (25.5%)</w:t>
-            </w:r>
-          </w:p>
-        </w:tc>
-        <w:tc>
-          <w:tcPr>
-            <w:tcW w:w="2640" w:type="dxa"/>
-            <w:hideMark/>
-          </w:tcPr>
-          <w:p>
-            <w:pPr>
-              <w:widowControl/>
-              <w:spacing w:after="0" w:line="240" w:lineRule="auto"/>
-              <w:jc w:val="both"/>
-              <w:rPr>
-                <w:rFonts w:ascii="Times New Roman" w:eastAsia="宋体" w:hAnsi="Times New Roman" w:cs="Times New Roman"/>
-                <w:kern w:val="0"/>
-                <w:sz w:val="20"/>
-                <w:szCs w:val="20"/>
-                <w14:ligatures w14:val="none"/>
-              </w:rPr>
-            </w:pPr>
-            <w:r>
-              <w:rPr>
-                <w:rFonts w:ascii="Times New Roman" w:eastAsia="宋体" w:hAnsi="Times New Roman" w:cs="Times New Roman"/>
-                <w:kern w:val="0"/>
-                <w:sz w:val="20"/>
-                <w:szCs w:val="20"/>
-                <w14:ligatures w14:val="none"/>
-              </w:rPr>
-              <w:t>1 (1.4%)</w:t>
+            <w:shd w:val="clear" w:color="auto" w:fill="E2EFD9" w:themeFill="accent6" w:themeFillTint="33"/>
+            <w:hideMark/>
+          </w:tcPr>
+          <w:p>
+            <w:pPr>
+              <w:widowControl/>
+              <w:spacing w:after="0" w:line="240" w:lineRule="auto"/>
+              <w:jc w:val="both"/>
+              <w:rPr>
+                <w:rFonts w:ascii="Times New Roman" w:eastAsia="宋体" w:hAnsi="Times New Roman" w:cs="Times New Roman"/>
+                <w:kern w:val="0"/>
+                <w:sz w:val="20"/>
+                <w:szCs w:val="20"/>
+                <w14:ligatures w14:val="none"/>
+              </w:rPr>
+            </w:pPr>
+            <w:r>
+              <w:rPr>
+                <w:rFonts w:ascii="Times New Roman" w:eastAsia="宋体" w:hAnsi="Times New Roman" w:cs="Times New Roman" w:hint="eastAsia"/>
+                <w:kern w:val="0"/>
+                <w:sz w:val="20"/>
+                <w:szCs w:val="20"/>
+                <w14:ligatures w14:val="none"/>
+              </w:rPr>
+              <w:t>57 (27.9%)</w:t>
+            </w:r>
+          </w:p>
+        </w:tc>
+        <w:tc>
+          <w:tcPr>
+            <w:tcW w:w="2640" w:type="dxa"/>
+            <w:shd w:val="clear" w:color="auto" w:fill="E2EFD9" w:themeFill="accent6" w:themeFillTint="33"/>
+            <w:hideMark/>
+          </w:tcPr>
+          <w:p>
+            <w:pPr>
+              <w:widowControl/>
+              <w:spacing w:after="0" w:line="240" w:lineRule="auto"/>
+              <w:jc w:val="both"/>
+              <w:rPr>
+                <w:rFonts w:ascii="Times New Roman" w:eastAsia="宋体" w:hAnsi="Times New Roman" w:cs="Times New Roman"/>
+                <w:kern w:val="0"/>
+                <w:sz w:val="20"/>
+                <w:szCs w:val="20"/>
+                <w14:ligatures w14:val="none"/>
+              </w:rPr>
+            </w:pPr>
+            <w:r>
+              <w:rPr>
+                <w:rFonts w:ascii="Times New Roman" w:eastAsia="宋体" w:hAnsi="Times New Roman" w:cs="Times New Roman" w:hint="eastAsia"/>
+                <w:kern w:val="0"/>
+                <w:sz w:val="20"/>
+                <w:szCs w:val="20"/>
+                <w14:ligatures w14:val="none"/>
+              </w:rPr>
+              <w:t>18 (25.7%)</w:t>
             </w:r>
           </w:p>
         </w:tc>
         <w:tc>
           <w:tcPr>
             <w:tcW w:w="1920" w:type="dxa"/>
+            <w:shd w:val="clear" w:color="auto" w:fill="E2EFD9" w:themeFill="accent6" w:themeFillTint="33"/>
             <w:hideMark/>
           </w:tcPr>
           <w:p>
@@ -1116,6 +1506,7 @@
         <w:tc>
           <w:tcPr>
             <w:tcW w:w="3414" w:type="dxa"/>
+            <w:shd w:val="clear" w:color="auto" w:fill="E2EFD9" w:themeFill="accent6" w:themeFillTint="33"/>
             <w:noWrap/>
             <w:hideMark/>
           </w:tcPr>
@@ -1148,66 +1539,69 @@
         <w:tc>
           <w:tcPr>
             <w:tcW w:w="2640" w:type="dxa"/>
-            <w:hideMark/>
-          </w:tcPr>
-          <w:p>
-            <w:pPr>
-              <w:widowControl/>
-              <w:spacing w:after="0" w:line="240" w:lineRule="auto"/>
-              <w:jc w:val="both"/>
-              <w:rPr>
-                <w:rFonts w:ascii="Times New Roman" w:eastAsia="宋体" w:hAnsi="Times New Roman" w:cs="Times New Roman"/>
-                <w:kern w:val="0"/>
-                <w:sz w:val="20"/>
-                <w:szCs w:val="20"/>
-                <w14:ligatures w14:val="none"/>
-              </w:rPr>
-            </w:pPr>
-            <w:r>
-              <w:rPr>
-                <w:rFonts w:ascii="Times New Roman" w:eastAsia="宋体" w:hAnsi="Times New Roman" w:cs="Times New Roman"/>
-                <w:kern w:val="0"/>
-                <w:sz w:val="20"/>
-                <w:szCs w:val="20"/>
-                <w14:ligatures w14:val="none"/>
-              </w:rPr>
-              <w:t>120 (58.8%)</w:t>
-            </w:r>
-          </w:p>
-        </w:tc>
-        <w:tc>
-          <w:tcPr>
-            <w:tcW w:w="2640" w:type="dxa"/>
-            <w:hideMark/>
-          </w:tcPr>
-          <w:p>
-            <w:pPr>
-              <w:widowControl/>
-              <w:spacing w:after="0" w:line="240" w:lineRule="auto"/>
-              <w:jc w:val="both"/>
-              <w:rPr>
-                <w:rFonts w:ascii="Times New Roman" w:eastAsia="宋体" w:hAnsi="Times New Roman" w:cs="Times New Roman"/>
-                <w:kern w:val="0"/>
-                <w:sz w:val="20"/>
-                <w:szCs w:val="20"/>
-                <w14:ligatures w14:val="none"/>
-              </w:rPr>
-            </w:pPr>
-            <w:r>
-              <w:rPr>
-                <w:rFonts w:ascii="Times New Roman" w:eastAsia="宋体" w:hAnsi="Times New Roman" w:cs="Times New Roman"/>
-                <w:kern w:val="0"/>
-                <w:sz w:val="20"/>
-                <w:szCs w:val="20"/>
-                <w14:ligatures w14:val="none"/>
-              </w:rPr>
-              <w:t>0 (0.0%)</w:t>
+            <w:shd w:val="clear" w:color="auto" w:fill="E2EFD9" w:themeFill="accent6" w:themeFillTint="33"/>
+            <w:hideMark/>
+          </w:tcPr>
+          <w:p>
+            <w:pPr>
+              <w:widowControl/>
+              <w:spacing w:after="0" w:line="240" w:lineRule="auto"/>
+              <w:jc w:val="both"/>
+              <w:rPr>
+                <w:rFonts w:ascii="Times New Roman" w:eastAsia="宋体" w:hAnsi="Times New Roman" w:cs="Times New Roman"/>
+                <w:kern w:val="0"/>
+                <w:sz w:val="20"/>
+                <w:szCs w:val="20"/>
+                <w14:ligatures w14:val="none"/>
+              </w:rPr>
+            </w:pPr>
+            <w:r>
+              <w:rPr>
+                <w:rFonts w:ascii="Times New Roman" w:eastAsia="宋体" w:hAnsi="Times New Roman" w:cs="Times New Roman" w:hint="eastAsia"/>
+                <w:kern w:val="0"/>
+                <w:sz w:val="20"/>
+                <w:szCs w:val="20"/>
+                <w14:ligatures w14:val="none"/>
+              </w:rPr>
+              <w:t>145 (71.1%)</w:t>
+            </w:r>
+          </w:p>
+        </w:tc>
+        <w:tc>
+          <w:tcPr>
+            <w:tcW w:w="2640" w:type="dxa"/>
+            <w:shd w:val="clear" w:color="auto" w:fill="E2EFD9" w:themeFill="accent6" w:themeFillTint="33"/>
+            <w:hideMark/>
+          </w:tcPr>
+          <w:p>
+            <w:pPr>
+              <w:widowControl/>
+              <w:spacing w:after="0" w:line="240" w:lineRule="auto"/>
+              <w:jc w:val="both"/>
+              <w:rPr>
+                <w:rFonts w:ascii="Times New Roman" w:eastAsia="宋体" w:hAnsi="Times New Roman" w:cs="Times New Roman"/>
+                <w:kern w:val="0"/>
+                <w:sz w:val="20"/>
+                <w:szCs w:val="20"/>
+                <w14:ligatures w14:val="none"/>
+              </w:rPr>
+            </w:pPr>
+            <w:r>
+              <w:rPr>
+                <w:rFonts w:ascii="Times New Roman" w:eastAsia="宋体" w:hAnsi="Times New Roman" w:cs="Times New Roman" w:hint="eastAsia"/>
+                <w:kern w:val="0"/>
+                <w:sz w:val="20"/>
+                <w:szCs w:val="20"/>
+                <w14:ligatures w14:val="none"/>
+              </w:rPr>
+              <w:t>50 (71.4%)</w:t>
             </w:r>
           </w:p>
         </w:tc>
         <w:tc>
           <w:tcPr>
             <w:tcW w:w="1920" w:type="dxa"/>
+            <w:shd w:val="clear" w:color="auto" w:fill="E2EFD9" w:themeFill="accent6" w:themeFillTint="33"/>
             <w:hideMark/>
           </w:tcPr>
           <w:p>
@@ -1243,6 +1637,7 @@
         <w:tc>
           <w:tcPr>
             <w:tcW w:w="3414" w:type="dxa"/>
+            <w:shd w:val="clear" w:color="auto" w:fill="E2EFD9" w:themeFill="accent6" w:themeFillTint="33"/>
             <w:noWrap/>
             <w:hideMark/>
           </w:tcPr>
@@ -1275,66 +1670,69 @@
         <w:tc>
           <w:tcPr>
             <w:tcW w:w="2640" w:type="dxa"/>
-            <w:hideMark/>
-          </w:tcPr>
-          <w:p>
-            <w:pPr>
-              <w:widowControl/>
-              <w:spacing w:after="0" w:line="240" w:lineRule="auto"/>
-              <w:jc w:val="both"/>
-              <w:rPr>
-                <w:rFonts w:ascii="Times New Roman" w:eastAsia="宋体" w:hAnsi="Times New Roman" w:cs="Times New Roman"/>
-                <w:kern w:val="0"/>
-                <w:sz w:val="20"/>
-                <w:szCs w:val="20"/>
-                <w14:ligatures w14:val="none"/>
-              </w:rPr>
-            </w:pPr>
-            <w:r>
-              <w:rPr>
-                <w:rFonts w:ascii="Times New Roman" w:eastAsia="宋体" w:hAnsi="Times New Roman" w:cs="Times New Roman"/>
-                <w:kern w:val="0"/>
-                <w:sz w:val="20"/>
-                <w:szCs w:val="20"/>
-                <w14:ligatures w14:val="none"/>
-              </w:rPr>
-              <w:t>32 (15.7%)</w:t>
-            </w:r>
-          </w:p>
-        </w:tc>
-        <w:tc>
-          <w:tcPr>
-            <w:tcW w:w="2640" w:type="dxa"/>
-            <w:hideMark/>
-          </w:tcPr>
-          <w:p>
-            <w:pPr>
-              <w:widowControl/>
-              <w:spacing w:after="0" w:line="240" w:lineRule="auto"/>
-              <w:jc w:val="both"/>
-              <w:rPr>
-                <w:rFonts w:ascii="Times New Roman" w:eastAsia="宋体" w:hAnsi="Times New Roman" w:cs="Times New Roman"/>
-                <w:kern w:val="0"/>
-                <w:sz w:val="20"/>
-                <w:szCs w:val="20"/>
-                <w14:ligatures w14:val="none"/>
-              </w:rPr>
-            </w:pPr>
-            <w:r>
-              <w:rPr>
-                <w:rFonts w:ascii="Times New Roman" w:eastAsia="宋体" w:hAnsi="Times New Roman" w:cs="Times New Roman"/>
-                <w:kern w:val="0"/>
-                <w:sz w:val="20"/>
-                <w:szCs w:val="20"/>
-                <w14:ligatures w14:val="none"/>
-              </w:rPr>
-              <w:t>69 (98.6%)</w:t>
+            <w:shd w:val="clear" w:color="auto" w:fill="E2EFD9" w:themeFill="accent6" w:themeFillTint="33"/>
+            <w:hideMark/>
+          </w:tcPr>
+          <w:p>
+            <w:pPr>
+              <w:widowControl/>
+              <w:spacing w:after="0" w:line="240" w:lineRule="auto"/>
+              <w:jc w:val="both"/>
+              <w:rPr>
+                <w:rFonts w:ascii="Times New Roman" w:eastAsia="宋体" w:hAnsi="Times New Roman" w:cs="Times New Roman"/>
+                <w:kern w:val="0"/>
+                <w:sz w:val="20"/>
+                <w:szCs w:val="20"/>
+                <w14:ligatures w14:val="none"/>
+              </w:rPr>
+            </w:pPr>
+            <w:r>
+              <w:rPr>
+                <w:rFonts w:ascii="Times New Roman" w:eastAsia="宋体" w:hAnsi="Times New Roman" w:cs="Times New Roman" w:hint="eastAsia"/>
+                <w:kern w:val="0"/>
+                <w:sz w:val="20"/>
+                <w:szCs w:val="20"/>
+                <w14:ligatures w14:val="none"/>
+              </w:rPr>
+              <w:t>2 (1.0%)</w:t>
+            </w:r>
+          </w:p>
+        </w:tc>
+        <w:tc>
+          <w:tcPr>
+            <w:tcW w:w="2640" w:type="dxa"/>
+            <w:shd w:val="clear" w:color="auto" w:fill="E2EFD9" w:themeFill="accent6" w:themeFillTint="33"/>
+            <w:hideMark/>
+          </w:tcPr>
+          <w:p>
+            <w:pPr>
+              <w:widowControl/>
+              <w:spacing w:after="0" w:line="240" w:lineRule="auto"/>
+              <w:jc w:val="both"/>
+              <w:rPr>
+                <w:rFonts w:ascii="Times New Roman" w:eastAsia="宋体" w:hAnsi="Times New Roman" w:cs="Times New Roman"/>
+                <w:kern w:val="0"/>
+                <w:sz w:val="20"/>
+                <w:szCs w:val="20"/>
+                <w14:ligatures w14:val="none"/>
+              </w:rPr>
+            </w:pPr>
+            <w:r>
+              <w:rPr>
+                <w:rFonts w:ascii="Times New Roman" w:eastAsia="宋体" w:hAnsi="Times New Roman" w:cs="Times New Roman" w:hint="eastAsia"/>
+                <w:kern w:val="0"/>
+                <w:sz w:val="20"/>
+                <w:szCs w:val="20"/>
+                <w14:ligatures w14:val="none"/>
+              </w:rPr>
+              <w:t>2 (2.9%)</w:t>
             </w:r>
           </w:p>
         </w:tc>
         <w:tc>
           <w:tcPr>
             <w:tcW w:w="1920" w:type="dxa"/>
+            <w:shd w:val="clear" w:color="auto" w:fill="E2EFD9" w:themeFill="accent6" w:themeFillTint="33"/>
             <w:hideMark/>
           </w:tcPr>
           <w:p>
@@ -1370,7 +1768,6 @@
         <w:tc>
           <w:tcPr>
             <w:tcW w:w="3414" w:type="dxa"/>
-            <w:shd w:val="clear" w:color="auto" w:fill="E2EFD9" w:themeFill="accent6" w:themeFillTint="33"/>
             <w:hideMark/>
           </w:tcPr>
           <w:p>
@@ -1417,7 +1814,6 @@
         <w:tc>
           <w:tcPr>
             <w:tcW w:w="2640" w:type="dxa"/>
-            <w:shd w:val="clear" w:color="auto" w:fill="E2EFD9" w:themeFill="accent6" w:themeFillTint="33"/>
             <w:hideMark/>
           </w:tcPr>
           <w:p>
@@ -1452,7 +1848,6 @@
         <w:tc>
           <w:tcPr>
             <w:tcW w:w="2640" w:type="dxa"/>
-            <w:shd w:val="clear" w:color="auto" w:fill="E2EFD9" w:themeFill="accent6" w:themeFillTint="33"/>
             <w:hideMark/>
           </w:tcPr>
           <w:p>
@@ -1487,7 +1882,6 @@
         <w:tc>
           <w:tcPr>
             <w:tcW w:w="1920" w:type="dxa"/>
-            <w:shd w:val="clear" w:color="auto" w:fill="E2EFD9" w:themeFill="accent6" w:themeFillTint="33"/>
             <w:hideMark/>
           </w:tcPr>
           <w:p>
@@ -1527,7 +1921,6 @@
         <w:tc>
           <w:tcPr>
             <w:tcW w:w="3414" w:type="dxa"/>
-            <w:shd w:val="clear" w:color="auto" w:fill="E2EFD9" w:themeFill="accent6" w:themeFillTint="33"/>
             <w:noWrap/>
             <w:hideMark/>
           </w:tcPr>
@@ -1560,69 +1953,66 @@
         <w:tc>
           <w:tcPr>
             <w:tcW w:w="2640" w:type="dxa"/>
-            <w:shd w:val="clear" w:color="auto" w:fill="E2EFD9" w:themeFill="accent6" w:themeFillTint="33"/>
-            <w:hideMark/>
-          </w:tcPr>
-          <w:p>
-            <w:pPr>
-              <w:widowControl/>
-              <w:spacing w:after="0" w:line="240" w:lineRule="auto"/>
-              <w:jc w:val="both"/>
-              <w:rPr>
-                <w:rFonts w:ascii="Times New Roman" w:eastAsia="宋体" w:hAnsi="Times New Roman" w:cs="Times New Roman"/>
-                <w:kern w:val="0"/>
-                <w:sz w:val="20"/>
-                <w:szCs w:val="20"/>
-                <w14:ligatures w14:val="none"/>
-              </w:rPr>
-            </w:pPr>
-            <w:r>
-              <w:rPr>
-                <w:rFonts w:ascii="Times New Roman" w:eastAsia="宋体" w:hAnsi="Times New Roman" w:cs="Times New Roman"/>
-                <w:kern w:val="0"/>
-                <w:sz w:val="20"/>
-                <w:szCs w:val="20"/>
-                <w14:ligatures w14:val="none"/>
-              </w:rPr>
-              <w:t>53 (26.0%)</w:t>
-            </w:r>
-          </w:p>
-        </w:tc>
-        <w:tc>
-          <w:tcPr>
-            <w:tcW w:w="2640" w:type="dxa"/>
-            <w:shd w:val="clear" w:color="auto" w:fill="E2EFD9" w:themeFill="accent6" w:themeFillTint="33"/>
-            <w:hideMark/>
-          </w:tcPr>
-          <w:p>
-            <w:pPr>
-              <w:widowControl/>
-              <w:spacing w:after="0" w:line="240" w:lineRule="auto"/>
-              <w:jc w:val="both"/>
-              <w:rPr>
-                <w:rFonts w:ascii="Times New Roman" w:eastAsia="宋体" w:hAnsi="Times New Roman" w:cs="Times New Roman"/>
-                <w:kern w:val="0"/>
-                <w:sz w:val="20"/>
-                <w:szCs w:val="20"/>
-                <w14:ligatures w14:val="none"/>
-              </w:rPr>
-            </w:pPr>
-            <w:r>
-              <w:rPr>
-                <w:rFonts w:ascii="Times New Roman" w:eastAsia="宋体" w:hAnsi="Times New Roman" w:cs="Times New Roman"/>
-                <w:kern w:val="0"/>
-                <w:sz w:val="20"/>
-                <w:szCs w:val="20"/>
-                <w14:ligatures w14:val="none"/>
-              </w:rPr>
-              <w:t>1 (1.4%)</w:t>
+            <w:hideMark/>
+          </w:tcPr>
+          <w:p>
+            <w:pPr>
+              <w:widowControl/>
+              <w:spacing w:after="0" w:line="240" w:lineRule="auto"/>
+              <w:jc w:val="both"/>
+              <w:rPr>
+                <w:rFonts w:ascii="Times New Roman" w:eastAsia="宋体" w:hAnsi="Times New Roman" w:cs="Times New Roman"/>
+                <w:kern w:val="0"/>
+                <w:sz w:val="20"/>
+                <w:szCs w:val="20"/>
+                <w14:ligatures w14:val="none"/>
+              </w:rPr>
+            </w:pPr>
+            <w:r>
+              <w:rPr>
+                <w:rFonts w:ascii="Times New Roman" w:eastAsia="宋体" w:hAnsi="Times New Roman" w:cs="Times New Roman" w:hint="eastAsia"/>
+                <w:kern w:val="0"/>
+                <w:sz w:val="20"/>
+                <w:szCs w:val="20"/>
+                <w14:ligatures w14:val="none"/>
+              </w:rPr>
+              <w:t>55 (27.0%)</w:t>
+            </w:r>
+          </w:p>
+        </w:tc>
+        <w:tc>
+          <w:tcPr>
+            <w:tcW w:w="2640" w:type="dxa"/>
+            <w:hideMark/>
+          </w:tcPr>
+          <w:p>
+            <w:pPr>
+              <w:widowControl/>
+              <w:spacing w:after="0" w:line="240" w:lineRule="auto"/>
+              <w:jc w:val="both"/>
+              <w:rPr>
+                <w:rFonts w:ascii="Times New Roman" w:eastAsia="宋体" w:hAnsi="Times New Roman" w:cs="Times New Roman"/>
+                <w:kern w:val="0"/>
+                <w:sz w:val="20"/>
+                <w:szCs w:val="20"/>
+                <w14:ligatures w14:val="none"/>
+              </w:rPr>
+            </w:pPr>
+            <w:r>
+              <w:rPr>
+                <w:rFonts w:ascii="Times New Roman" w:eastAsia="宋体" w:hAnsi="Times New Roman" w:cs="Times New Roman" w:hint="eastAsia"/>
+                <w:kern w:val="0"/>
+                <w:sz w:val="20"/>
+                <w:szCs w:val="20"/>
+                <w14:ligatures w14:val="none"/>
+              </w:rPr>
+              <w:t>18 (25.7%)</w:t>
             </w:r>
           </w:p>
         </w:tc>
         <w:tc>
           <w:tcPr>
             <w:tcW w:w="1920" w:type="dxa"/>
-            <w:shd w:val="clear" w:color="auto" w:fill="E2EFD9" w:themeFill="accent6" w:themeFillTint="33"/>
             <w:hideMark/>
           </w:tcPr>
           <w:p>
@@ -1658,7 +2048,6 @@
         <w:tc>
           <w:tcPr>
             <w:tcW w:w="3414" w:type="dxa"/>
-            <w:shd w:val="clear" w:color="auto" w:fill="E2EFD9" w:themeFill="accent6" w:themeFillTint="33"/>
             <w:noWrap/>
             <w:hideMark/>
           </w:tcPr>
@@ -1691,69 +2080,66 @@
         <w:tc>
           <w:tcPr>
             <w:tcW w:w="2640" w:type="dxa"/>
-            <w:shd w:val="clear" w:color="auto" w:fill="E2EFD9" w:themeFill="accent6" w:themeFillTint="33"/>
-            <w:hideMark/>
-          </w:tcPr>
-          <w:p>
-            <w:pPr>
-              <w:widowControl/>
-              <w:spacing w:after="0" w:line="240" w:lineRule="auto"/>
-              <w:jc w:val="both"/>
-              <w:rPr>
-                <w:rFonts w:ascii="Times New Roman" w:eastAsia="宋体" w:hAnsi="Times New Roman" w:cs="Times New Roman"/>
-                <w:kern w:val="0"/>
-                <w:sz w:val="20"/>
-                <w:szCs w:val="20"/>
-                <w14:ligatures w14:val="none"/>
-              </w:rPr>
-            </w:pPr>
-            <w:r>
-              <w:rPr>
-                <w:rFonts w:ascii="Times New Roman" w:eastAsia="宋体" w:hAnsi="Times New Roman" w:cs="Times New Roman"/>
-                <w:kern w:val="0"/>
-                <w:sz w:val="20"/>
-                <w:szCs w:val="20"/>
-                <w14:ligatures w14:val="none"/>
-              </w:rPr>
-              <w:t>119 (58.3%)</w:t>
-            </w:r>
-          </w:p>
-        </w:tc>
-        <w:tc>
-          <w:tcPr>
-            <w:tcW w:w="2640" w:type="dxa"/>
-            <w:shd w:val="clear" w:color="auto" w:fill="E2EFD9" w:themeFill="accent6" w:themeFillTint="33"/>
-            <w:hideMark/>
-          </w:tcPr>
-          <w:p>
-            <w:pPr>
-              <w:widowControl/>
-              <w:spacing w:after="0" w:line="240" w:lineRule="auto"/>
-              <w:jc w:val="both"/>
-              <w:rPr>
-                <w:rFonts w:ascii="Times New Roman" w:eastAsia="宋体" w:hAnsi="Times New Roman" w:cs="Times New Roman"/>
-                <w:kern w:val="0"/>
-                <w:sz w:val="20"/>
-                <w:szCs w:val="20"/>
-                <w14:ligatures w14:val="none"/>
-              </w:rPr>
-            </w:pPr>
-            <w:r>
-              <w:rPr>
-                <w:rFonts w:ascii="Times New Roman" w:eastAsia="宋体" w:hAnsi="Times New Roman" w:cs="Times New Roman"/>
-                <w:kern w:val="0"/>
-                <w:sz w:val="20"/>
-                <w:szCs w:val="20"/>
-                <w14:ligatures w14:val="none"/>
-              </w:rPr>
-              <w:t>0 (0.0%)</w:t>
+            <w:hideMark/>
+          </w:tcPr>
+          <w:p>
+            <w:pPr>
+              <w:widowControl/>
+              <w:spacing w:after="0" w:line="240" w:lineRule="auto"/>
+              <w:jc w:val="both"/>
+              <w:rPr>
+                <w:rFonts w:ascii="Times New Roman" w:eastAsia="宋体" w:hAnsi="Times New Roman" w:cs="Times New Roman"/>
+                <w:kern w:val="0"/>
+                <w:sz w:val="20"/>
+                <w:szCs w:val="20"/>
+                <w14:ligatures w14:val="none"/>
+              </w:rPr>
+            </w:pPr>
+            <w:r>
+              <w:rPr>
+                <w:rFonts w:ascii="Times New Roman" w:eastAsia="宋体" w:hAnsi="Times New Roman" w:cs="Times New Roman" w:hint="eastAsia"/>
+                <w:kern w:val="0"/>
+                <w:sz w:val="20"/>
+                <w:szCs w:val="20"/>
+                <w14:ligatures w14:val="none"/>
+              </w:rPr>
+              <w:t>147 (72.1%)</w:t>
+            </w:r>
+          </w:p>
+        </w:tc>
+        <w:tc>
+          <w:tcPr>
+            <w:tcW w:w="2640" w:type="dxa"/>
+            <w:hideMark/>
+          </w:tcPr>
+          <w:p>
+            <w:pPr>
+              <w:widowControl/>
+              <w:spacing w:after="0" w:line="240" w:lineRule="auto"/>
+              <w:jc w:val="both"/>
+              <w:rPr>
+                <w:rFonts w:ascii="Times New Roman" w:eastAsia="宋体" w:hAnsi="Times New Roman" w:cs="Times New Roman"/>
+                <w:kern w:val="0"/>
+                <w:sz w:val="20"/>
+                <w:szCs w:val="20"/>
+                <w14:ligatures w14:val="none"/>
+              </w:rPr>
+            </w:pPr>
+            <w:r>
+              <w:rPr>
+                <w:rFonts w:ascii="Times New Roman" w:eastAsia="宋体" w:hAnsi="Times New Roman" w:cs="Times New Roman" w:hint="eastAsia"/>
+                <w:kern w:val="0"/>
+                <w:sz w:val="20"/>
+                <w:szCs w:val="20"/>
+                <w14:ligatures w14:val="none"/>
+              </w:rPr>
+              <w:t>50 (71.4%)</w:t>
             </w:r>
           </w:p>
         </w:tc>
         <w:tc>
           <w:tcPr>
             <w:tcW w:w="1920" w:type="dxa"/>
-            <w:shd w:val="clear" w:color="auto" w:fill="E2EFD9" w:themeFill="accent6" w:themeFillTint="33"/>
             <w:hideMark/>
           </w:tcPr>
           <w:p>
@@ -1789,7 +2175,6 @@
         <w:tc>
           <w:tcPr>
             <w:tcW w:w="3414" w:type="dxa"/>
-            <w:shd w:val="clear" w:color="auto" w:fill="E2EFD9" w:themeFill="accent6" w:themeFillTint="33"/>
             <w:noWrap/>
             <w:hideMark/>
           </w:tcPr>
@@ -1822,69 +2207,66 @@
         <w:tc>
           <w:tcPr>
             <w:tcW w:w="2640" w:type="dxa"/>
-            <w:shd w:val="clear" w:color="auto" w:fill="E2EFD9" w:themeFill="accent6" w:themeFillTint="33"/>
-            <w:hideMark/>
-          </w:tcPr>
-          <w:p>
-            <w:pPr>
-              <w:widowControl/>
-              <w:spacing w:after="0" w:line="240" w:lineRule="auto"/>
-              <w:jc w:val="both"/>
-              <w:rPr>
-                <w:rFonts w:ascii="Times New Roman" w:eastAsia="宋体" w:hAnsi="Times New Roman" w:cs="Times New Roman"/>
-                <w:kern w:val="0"/>
-                <w:sz w:val="20"/>
-                <w:szCs w:val="20"/>
-                <w14:ligatures w14:val="none"/>
-              </w:rPr>
-            </w:pPr>
-            <w:r>
-              <w:rPr>
-                <w:rFonts w:ascii="Times New Roman" w:eastAsia="宋体" w:hAnsi="Times New Roman" w:cs="Times New Roman"/>
-                <w:kern w:val="0"/>
-                <w:sz w:val="20"/>
-                <w:szCs w:val="20"/>
-                <w14:ligatures w14:val="none"/>
-              </w:rPr>
-              <w:t>32 (15.7%)</w:t>
-            </w:r>
-          </w:p>
-        </w:tc>
-        <w:tc>
-          <w:tcPr>
-            <w:tcW w:w="2640" w:type="dxa"/>
-            <w:shd w:val="clear" w:color="auto" w:fill="E2EFD9" w:themeFill="accent6" w:themeFillTint="33"/>
-            <w:hideMark/>
-          </w:tcPr>
-          <w:p>
-            <w:pPr>
-              <w:widowControl/>
-              <w:spacing w:after="0" w:line="240" w:lineRule="auto"/>
-              <w:jc w:val="both"/>
-              <w:rPr>
-                <w:rFonts w:ascii="Times New Roman" w:eastAsia="宋体" w:hAnsi="Times New Roman" w:cs="Times New Roman"/>
-                <w:kern w:val="0"/>
-                <w:sz w:val="20"/>
-                <w:szCs w:val="20"/>
-                <w14:ligatures w14:val="none"/>
-              </w:rPr>
-            </w:pPr>
-            <w:r>
-              <w:rPr>
-                <w:rFonts w:ascii="Times New Roman" w:eastAsia="宋体" w:hAnsi="Times New Roman" w:cs="Times New Roman"/>
-                <w:kern w:val="0"/>
-                <w:sz w:val="20"/>
-                <w:szCs w:val="20"/>
-                <w14:ligatures w14:val="none"/>
-              </w:rPr>
-              <w:t>69 (98.6%)</w:t>
+            <w:hideMark/>
+          </w:tcPr>
+          <w:p>
+            <w:pPr>
+              <w:widowControl/>
+              <w:spacing w:after="0" w:line="240" w:lineRule="auto"/>
+              <w:jc w:val="both"/>
+              <w:rPr>
+                <w:rFonts w:ascii="Times New Roman" w:eastAsia="宋体" w:hAnsi="Times New Roman" w:cs="Times New Roman"/>
+                <w:kern w:val="0"/>
+                <w:sz w:val="20"/>
+                <w:szCs w:val="20"/>
+                <w14:ligatures w14:val="none"/>
+              </w:rPr>
+            </w:pPr>
+            <w:r>
+              <w:rPr>
+                <w:rFonts w:ascii="Times New Roman" w:eastAsia="宋体" w:hAnsi="Times New Roman" w:cs="Times New Roman" w:hint="eastAsia"/>
+                <w:kern w:val="0"/>
+                <w:sz w:val="20"/>
+                <w:szCs w:val="20"/>
+                <w14:ligatures w14:val="none"/>
+              </w:rPr>
+              <w:t>2 (1.0%)</w:t>
+            </w:r>
+          </w:p>
+        </w:tc>
+        <w:tc>
+          <w:tcPr>
+            <w:tcW w:w="2640" w:type="dxa"/>
+            <w:hideMark/>
+          </w:tcPr>
+          <w:p>
+            <w:pPr>
+              <w:widowControl/>
+              <w:spacing w:after="0" w:line="240" w:lineRule="auto"/>
+              <w:jc w:val="both"/>
+              <w:rPr>
+                <w:rFonts w:ascii="Times New Roman" w:eastAsia="宋体" w:hAnsi="Times New Roman" w:cs="Times New Roman"/>
+                <w:kern w:val="0"/>
+                <w:sz w:val="20"/>
+                <w:szCs w:val="20"/>
+                <w14:ligatures w14:val="none"/>
+              </w:rPr>
+            </w:pPr>
+            <w:r>
+              <w:rPr>
+                <w:rFonts w:ascii="Times New Roman" w:eastAsia="宋体" w:hAnsi="Times New Roman" w:cs="Times New Roman" w:hint="eastAsia"/>
+                <w:kern w:val="0"/>
+                <w:sz w:val="20"/>
+                <w:szCs w:val="20"/>
+                <w14:ligatures w14:val="none"/>
+              </w:rPr>
+              <w:t>2 (2.9%)</w:t>
             </w:r>
           </w:p>
         </w:tc>
         <w:tc>
           <w:tcPr>
             <w:tcW w:w="1920" w:type="dxa"/>
-            <w:shd w:val="clear" w:color="auto" w:fill="E2EFD9" w:themeFill="accent6" w:themeFillTint="33"/>
             <w:hideMark/>
           </w:tcPr>
           <w:p>
@@ -1920,6 +2302,7 @@
         <w:tc>
           <w:tcPr>
             <w:tcW w:w="3414" w:type="dxa"/>
+            <w:shd w:val="clear" w:color="auto" w:fill="E2EFD9" w:themeFill="accent6" w:themeFillTint="33"/>
             <w:hideMark/>
           </w:tcPr>
           <w:p>
@@ -1966,6 +2349,7 @@
         <w:tc>
           <w:tcPr>
             <w:tcW w:w="2640" w:type="dxa"/>
+            <w:shd w:val="clear" w:color="auto" w:fill="E2EFD9" w:themeFill="accent6" w:themeFillTint="33"/>
             <w:hideMark/>
           </w:tcPr>
           <w:p>
@@ -2000,6 +2384,7 @@
         <w:tc>
           <w:tcPr>
             <w:tcW w:w="2640" w:type="dxa"/>
+            <w:shd w:val="clear" w:color="auto" w:fill="E2EFD9" w:themeFill="accent6" w:themeFillTint="33"/>
             <w:hideMark/>
           </w:tcPr>
           <w:p>
@@ -2034,6 +2419,7 @@
         <w:tc>
           <w:tcPr>
             <w:tcW w:w="1920" w:type="dxa"/>
+            <w:shd w:val="clear" w:color="auto" w:fill="E2EFD9" w:themeFill="accent6" w:themeFillTint="33"/>
             <w:hideMark/>
           </w:tcPr>
           <w:p>
@@ -2073,6 +2459,7 @@
         <w:tc>
           <w:tcPr>
             <w:tcW w:w="3414" w:type="dxa"/>
+            <w:shd w:val="clear" w:color="auto" w:fill="E2EFD9" w:themeFill="accent6" w:themeFillTint="33"/>
             <w:noWrap/>
             <w:hideMark/>
           </w:tcPr>
@@ -2105,66 +2492,69 @@
         <w:tc>
           <w:tcPr>
             <w:tcW w:w="2640" w:type="dxa"/>
-            <w:hideMark/>
-          </w:tcPr>
-          <w:p>
-            <w:pPr>
-              <w:widowControl/>
-              <w:spacing w:after="0" w:line="240" w:lineRule="auto"/>
-              <w:jc w:val="both"/>
-              <w:rPr>
-                <w:rFonts w:ascii="Times New Roman" w:eastAsia="宋体" w:hAnsi="Times New Roman" w:cs="Times New Roman"/>
-                <w:kern w:val="0"/>
-                <w:sz w:val="20"/>
-                <w:szCs w:val="20"/>
-                <w14:ligatures w14:val="none"/>
-              </w:rPr>
-            </w:pPr>
-            <w:r>
-              <w:rPr>
-                <w:rFonts w:ascii="Times New Roman" w:eastAsia="宋体" w:hAnsi="Times New Roman" w:cs="Times New Roman"/>
-                <w:kern w:val="0"/>
-                <w:sz w:val="20"/>
-                <w:szCs w:val="20"/>
-                <w14:ligatures w14:val="none"/>
-              </w:rPr>
-              <w:t>62 (30.4%)</w:t>
-            </w:r>
-          </w:p>
-        </w:tc>
-        <w:tc>
-          <w:tcPr>
-            <w:tcW w:w="2640" w:type="dxa"/>
-            <w:hideMark/>
-          </w:tcPr>
-          <w:p>
-            <w:pPr>
-              <w:widowControl/>
-              <w:spacing w:after="0" w:line="240" w:lineRule="auto"/>
-              <w:jc w:val="both"/>
-              <w:rPr>
-                <w:rFonts w:ascii="Times New Roman" w:eastAsia="宋体" w:hAnsi="Times New Roman" w:cs="Times New Roman"/>
-                <w:kern w:val="0"/>
-                <w:sz w:val="20"/>
-                <w:szCs w:val="20"/>
-                <w14:ligatures w14:val="none"/>
-              </w:rPr>
-            </w:pPr>
-            <w:r>
-              <w:rPr>
-                <w:rFonts w:ascii="Times New Roman" w:eastAsia="宋体" w:hAnsi="Times New Roman" w:cs="Times New Roman"/>
-                <w:kern w:val="0"/>
-                <w:sz w:val="20"/>
-                <w:szCs w:val="20"/>
-                <w14:ligatures w14:val="none"/>
-              </w:rPr>
-              <w:t>0 (0.0%)</w:t>
+            <w:shd w:val="clear" w:color="auto" w:fill="E2EFD9" w:themeFill="accent6" w:themeFillTint="33"/>
+            <w:hideMark/>
+          </w:tcPr>
+          <w:p>
+            <w:pPr>
+              <w:widowControl/>
+              <w:spacing w:after="0" w:line="240" w:lineRule="auto"/>
+              <w:jc w:val="both"/>
+              <w:rPr>
+                <w:rFonts w:ascii="Times New Roman" w:eastAsia="宋体" w:hAnsi="Times New Roman" w:cs="Times New Roman"/>
+                <w:kern w:val="0"/>
+                <w:sz w:val="20"/>
+                <w:szCs w:val="20"/>
+                <w14:ligatures w14:val="none"/>
+              </w:rPr>
+            </w:pPr>
+            <w:r>
+              <w:rPr>
+                <w:rFonts w:ascii="Times New Roman" w:eastAsia="宋体" w:hAnsi="Times New Roman" w:cs="Times New Roman" w:hint="eastAsia"/>
+                <w:kern w:val="0"/>
+                <w:sz w:val="20"/>
+                <w:szCs w:val="20"/>
+                <w14:ligatures w14:val="none"/>
+              </w:rPr>
+              <w:t>74 (36.3%)</w:t>
+            </w:r>
+          </w:p>
+        </w:tc>
+        <w:tc>
+          <w:tcPr>
+            <w:tcW w:w="2640" w:type="dxa"/>
+            <w:shd w:val="clear" w:color="auto" w:fill="E2EFD9" w:themeFill="accent6" w:themeFillTint="33"/>
+            <w:hideMark/>
+          </w:tcPr>
+          <w:p>
+            <w:pPr>
+              <w:widowControl/>
+              <w:spacing w:after="0" w:line="240" w:lineRule="auto"/>
+              <w:jc w:val="both"/>
+              <w:rPr>
+                <w:rFonts w:ascii="Times New Roman" w:eastAsia="宋体" w:hAnsi="Times New Roman" w:cs="Times New Roman"/>
+                <w:kern w:val="0"/>
+                <w:sz w:val="20"/>
+                <w:szCs w:val="20"/>
+                <w14:ligatures w14:val="none"/>
+              </w:rPr>
+            </w:pPr>
+            <w:r>
+              <w:rPr>
+                <w:rFonts w:ascii="Times New Roman" w:eastAsia="宋体" w:hAnsi="Times New Roman" w:cs="Times New Roman" w:hint="eastAsia"/>
+                <w:kern w:val="0"/>
+                <w:sz w:val="20"/>
+                <w:szCs w:val="20"/>
+                <w14:ligatures w14:val="none"/>
+              </w:rPr>
+              <w:t>13 (18.6%)</w:t>
             </w:r>
           </w:p>
         </w:tc>
         <w:tc>
           <w:tcPr>
             <w:tcW w:w="1920" w:type="dxa"/>
+            <w:shd w:val="clear" w:color="auto" w:fill="E2EFD9" w:themeFill="accent6" w:themeFillTint="33"/>
             <w:hideMark/>
           </w:tcPr>
           <w:p>
@@ -2200,6 +2590,7 @@
         <w:tc>
           <w:tcPr>
             <w:tcW w:w="3414" w:type="dxa"/>
+            <w:shd w:val="clear" w:color="auto" w:fill="E2EFD9" w:themeFill="accent6" w:themeFillTint="33"/>
             <w:noWrap/>
             <w:hideMark/>
           </w:tcPr>
@@ -2232,66 +2623,69 @@
         <w:tc>
           <w:tcPr>
             <w:tcW w:w="2640" w:type="dxa"/>
-            <w:hideMark/>
-          </w:tcPr>
-          <w:p>
-            <w:pPr>
-              <w:widowControl/>
-              <w:spacing w:after="0" w:line="240" w:lineRule="auto"/>
-              <w:jc w:val="both"/>
-              <w:rPr>
-                <w:rFonts w:ascii="Times New Roman" w:eastAsia="宋体" w:hAnsi="Times New Roman" w:cs="Times New Roman"/>
-                <w:kern w:val="0"/>
-                <w:sz w:val="20"/>
-                <w:szCs w:val="20"/>
-                <w14:ligatures w14:val="none"/>
-              </w:rPr>
-            </w:pPr>
-            <w:r>
-              <w:rPr>
-                <w:rFonts w:ascii="Times New Roman" w:eastAsia="宋体" w:hAnsi="Times New Roman" w:cs="Times New Roman"/>
-                <w:kern w:val="0"/>
-                <w:sz w:val="20"/>
-                <w:szCs w:val="20"/>
-                <w14:ligatures w14:val="none"/>
-              </w:rPr>
-              <w:t>110 (53.9%)</w:t>
-            </w:r>
-          </w:p>
-        </w:tc>
-        <w:tc>
-          <w:tcPr>
-            <w:tcW w:w="2640" w:type="dxa"/>
-            <w:hideMark/>
-          </w:tcPr>
-          <w:p>
-            <w:pPr>
-              <w:widowControl/>
-              <w:spacing w:after="0" w:line="240" w:lineRule="auto"/>
-              <w:jc w:val="both"/>
-              <w:rPr>
-                <w:rFonts w:ascii="Times New Roman" w:eastAsia="宋体" w:hAnsi="Times New Roman" w:cs="Times New Roman"/>
-                <w:kern w:val="0"/>
-                <w:sz w:val="20"/>
-                <w:szCs w:val="20"/>
-                <w14:ligatures w14:val="none"/>
-              </w:rPr>
-            </w:pPr>
-            <w:r>
-              <w:rPr>
-                <w:rFonts w:ascii="Times New Roman" w:eastAsia="宋体" w:hAnsi="Times New Roman" w:cs="Times New Roman"/>
-                <w:kern w:val="0"/>
-                <w:sz w:val="20"/>
-                <w:szCs w:val="20"/>
-                <w14:ligatures w14:val="none"/>
-              </w:rPr>
-              <w:t>1 (1.4%)</w:t>
+            <w:shd w:val="clear" w:color="auto" w:fill="E2EFD9" w:themeFill="accent6" w:themeFillTint="33"/>
+            <w:hideMark/>
+          </w:tcPr>
+          <w:p>
+            <w:pPr>
+              <w:widowControl/>
+              <w:spacing w:after="0" w:line="240" w:lineRule="auto"/>
+              <w:jc w:val="both"/>
+              <w:rPr>
+                <w:rFonts w:ascii="Times New Roman" w:eastAsia="宋体" w:hAnsi="Times New Roman" w:cs="Times New Roman"/>
+                <w:kern w:val="0"/>
+                <w:sz w:val="20"/>
+                <w:szCs w:val="20"/>
+                <w14:ligatures w14:val="none"/>
+              </w:rPr>
+            </w:pPr>
+            <w:r>
+              <w:rPr>
+                <w:rFonts w:ascii="Times New Roman" w:eastAsia="宋体" w:hAnsi="Times New Roman" w:cs="Times New Roman" w:hint="eastAsia"/>
+                <w:kern w:val="0"/>
+                <w:sz w:val="20"/>
+                <w:szCs w:val="20"/>
+                <w14:ligatures w14:val="none"/>
+              </w:rPr>
+              <w:t>128 (62.7%)</w:t>
+            </w:r>
+          </w:p>
+        </w:tc>
+        <w:tc>
+          <w:tcPr>
+            <w:tcW w:w="2640" w:type="dxa"/>
+            <w:shd w:val="clear" w:color="auto" w:fill="E2EFD9" w:themeFill="accent6" w:themeFillTint="33"/>
+            <w:hideMark/>
+          </w:tcPr>
+          <w:p>
+            <w:pPr>
+              <w:widowControl/>
+              <w:spacing w:after="0" w:line="240" w:lineRule="auto"/>
+              <w:jc w:val="both"/>
+              <w:rPr>
+                <w:rFonts w:ascii="Times New Roman" w:eastAsia="宋体" w:hAnsi="Times New Roman" w:cs="Times New Roman"/>
+                <w:kern w:val="0"/>
+                <w:sz w:val="20"/>
+                <w:szCs w:val="20"/>
+                <w14:ligatures w14:val="none"/>
+              </w:rPr>
+            </w:pPr>
+            <w:r>
+              <w:rPr>
+                <w:rFonts w:ascii="Times New Roman" w:eastAsia="宋体" w:hAnsi="Times New Roman" w:cs="Times New Roman" w:hint="eastAsia"/>
+                <w:kern w:val="0"/>
+                <w:sz w:val="20"/>
+                <w:szCs w:val="20"/>
+                <w14:ligatures w14:val="none"/>
+              </w:rPr>
+              <w:t>55 (78.6%)</w:t>
             </w:r>
           </w:p>
         </w:tc>
         <w:tc>
           <w:tcPr>
             <w:tcW w:w="1920" w:type="dxa"/>
+            <w:shd w:val="clear" w:color="auto" w:fill="E2EFD9" w:themeFill="accent6" w:themeFillTint="33"/>
             <w:hideMark/>
           </w:tcPr>
           <w:p>
@@ -2327,6 +2721,7 @@
         <w:tc>
           <w:tcPr>
             <w:tcW w:w="3414" w:type="dxa"/>
+            <w:shd w:val="clear" w:color="auto" w:fill="E2EFD9" w:themeFill="accent6" w:themeFillTint="33"/>
             <w:noWrap/>
             <w:hideMark/>
           </w:tcPr>
@@ -2359,66 +2754,69 @@
         <w:tc>
           <w:tcPr>
             <w:tcW w:w="2640" w:type="dxa"/>
-            <w:hideMark/>
-          </w:tcPr>
-          <w:p>
-            <w:pPr>
-              <w:widowControl/>
-              <w:spacing w:after="0" w:line="240" w:lineRule="auto"/>
-              <w:jc w:val="both"/>
-              <w:rPr>
-                <w:rFonts w:ascii="Times New Roman" w:eastAsia="宋体" w:hAnsi="Times New Roman" w:cs="Times New Roman"/>
-                <w:kern w:val="0"/>
-                <w:sz w:val="20"/>
-                <w:szCs w:val="20"/>
-                <w14:ligatures w14:val="none"/>
-              </w:rPr>
-            </w:pPr>
-            <w:r>
-              <w:rPr>
-                <w:rFonts w:ascii="Times New Roman" w:eastAsia="宋体" w:hAnsi="Times New Roman" w:cs="Times New Roman"/>
-                <w:kern w:val="0"/>
-                <w:sz w:val="20"/>
-                <w:szCs w:val="20"/>
-                <w14:ligatures w14:val="none"/>
-              </w:rPr>
-              <w:t>32 (15.7%)</w:t>
-            </w:r>
-          </w:p>
-        </w:tc>
-        <w:tc>
-          <w:tcPr>
-            <w:tcW w:w="2640" w:type="dxa"/>
-            <w:hideMark/>
-          </w:tcPr>
-          <w:p>
-            <w:pPr>
-              <w:widowControl/>
-              <w:spacing w:after="0" w:line="240" w:lineRule="auto"/>
-              <w:jc w:val="both"/>
-              <w:rPr>
-                <w:rFonts w:ascii="Times New Roman" w:eastAsia="宋体" w:hAnsi="Times New Roman" w:cs="Times New Roman"/>
-                <w:kern w:val="0"/>
-                <w:sz w:val="20"/>
-                <w:szCs w:val="20"/>
-                <w14:ligatures w14:val="none"/>
-              </w:rPr>
-            </w:pPr>
-            <w:r>
-              <w:rPr>
-                <w:rFonts w:ascii="Times New Roman" w:eastAsia="宋体" w:hAnsi="Times New Roman" w:cs="Times New Roman"/>
-                <w:kern w:val="0"/>
-                <w:sz w:val="20"/>
-                <w:szCs w:val="20"/>
-                <w14:ligatures w14:val="none"/>
-              </w:rPr>
-              <w:t>69 (98.6%)</w:t>
+            <w:shd w:val="clear" w:color="auto" w:fill="E2EFD9" w:themeFill="accent6" w:themeFillTint="33"/>
+            <w:hideMark/>
+          </w:tcPr>
+          <w:p>
+            <w:pPr>
+              <w:widowControl/>
+              <w:spacing w:after="0" w:line="240" w:lineRule="auto"/>
+              <w:jc w:val="both"/>
+              <w:rPr>
+                <w:rFonts w:ascii="Times New Roman" w:eastAsia="宋体" w:hAnsi="Times New Roman" w:cs="Times New Roman"/>
+                <w:kern w:val="0"/>
+                <w:sz w:val="20"/>
+                <w:szCs w:val="20"/>
+                <w14:ligatures w14:val="none"/>
+              </w:rPr>
+            </w:pPr>
+            <w:r>
+              <w:rPr>
+                <w:rFonts w:ascii="Times New Roman" w:eastAsia="宋体" w:hAnsi="Times New Roman" w:cs="Times New Roman" w:hint="eastAsia"/>
+                <w:kern w:val="0"/>
+                <w:sz w:val="20"/>
+                <w:szCs w:val="20"/>
+                <w14:ligatures w14:val="none"/>
+              </w:rPr>
+              <w:t>2 (1.0%)</w:t>
+            </w:r>
+          </w:p>
+        </w:tc>
+        <w:tc>
+          <w:tcPr>
+            <w:tcW w:w="2640" w:type="dxa"/>
+            <w:shd w:val="clear" w:color="auto" w:fill="E2EFD9" w:themeFill="accent6" w:themeFillTint="33"/>
+            <w:hideMark/>
+          </w:tcPr>
+          <w:p>
+            <w:pPr>
+              <w:widowControl/>
+              <w:spacing w:after="0" w:line="240" w:lineRule="auto"/>
+              <w:jc w:val="both"/>
+              <w:rPr>
+                <w:rFonts w:ascii="Times New Roman" w:eastAsia="宋体" w:hAnsi="Times New Roman" w:cs="Times New Roman"/>
+                <w:kern w:val="0"/>
+                <w:sz w:val="20"/>
+                <w:szCs w:val="20"/>
+                <w14:ligatures w14:val="none"/>
+              </w:rPr>
+            </w:pPr>
+            <w:r>
+              <w:rPr>
+                <w:rFonts w:ascii="Times New Roman" w:eastAsia="宋体" w:hAnsi="Times New Roman" w:cs="Times New Roman" w:hint="eastAsia"/>
+                <w:kern w:val="0"/>
+                <w:sz w:val="20"/>
+                <w:szCs w:val="20"/>
+                <w14:ligatures w14:val="none"/>
+              </w:rPr>
+              <w:t>2 (2.9%)</w:t>
             </w:r>
           </w:p>
         </w:tc>
         <w:tc>
           <w:tcPr>
             <w:tcW w:w="1920" w:type="dxa"/>
+            <w:shd w:val="clear" w:color="auto" w:fill="E2EFD9" w:themeFill="accent6" w:themeFillTint="33"/>
             <w:hideMark/>
           </w:tcPr>
           <w:p>
@@ -2454,7 +2852,6 @@
         <w:tc>
           <w:tcPr>
             <w:tcW w:w="3414" w:type="dxa"/>
-            <w:shd w:val="clear" w:color="auto" w:fill="E2EFD9" w:themeFill="accent6" w:themeFillTint="33"/>
             <w:hideMark/>
           </w:tcPr>
           <w:p>
@@ -2501,7 +2898,6 @@
         <w:tc>
           <w:tcPr>
             <w:tcW w:w="2640" w:type="dxa"/>
-            <w:shd w:val="clear" w:color="auto" w:fill="E2EFD9" w:themeFill="accent6" w:themeFillTint="33"/>
             <w:hideMark/>
           </w:tcPr>
           <w:p>
@@ -2536,7 +2932,6 @@
         <w:tc>
           <w:tcPr>
             <w:tcW w:w="2640" w:type="dxa"/>
-            <w:shd w:val="clear" w:color="auto" w:fill="E2EFD9" w:themeFill="accent6" w:themeFillTint="33"/>
             <w:hideMark/>
           </w:tcPr>
           <w:p>
@@ -2571,7 +2966,6 @@
         <w:tc>
           <w:tcPr>
             <w:tcW w:w="1920" w:type="dxa"/>
-            <w:shd w:val="clear" w:color="auto" w:fill="E2EFD9" w:themeFill="accent6" w:themeFillTint="33"/>
             <w:hideMark/>
           </w:tcPr>
           <w:p>
@@ -2611,7 +3005,6 @@
         <w:tc>
           <w:tcPr>
             <w:tcW w:w="3414" w:type="dxa"/>
-            <w:shd w:val="clear" w:color="auto" w:fill="E2EFD9" w:themeFill="accent6" w:themeFillTint="33"/>
             <w:noWrap/>
             <w:hideMark/>
           </w:tcPr>
@@ -2644,7 +3037,6 @@
         <w:tc>
           <w:tcPr>
             <w:tcW w:w="2640" w:type="dxa"/>
-            <w:shd w:val="clear" w:color="auto" w:fill="E2EFD9" w:themeFill="accent6" w:themeFillTint="33"/>
             <w:hideMark/>
           </w:tcPr>
           <w:p>
@@ -2675,7 +3067,6 @@
         <w:tc>
           <w:tcPr>
             <w:tcW w:w="2640" w:type="dxa"/>
-            <w:shd w:val="clear" w:color="auto" w:fill="E2EFD9" w:themeFill="accent6" w:themeFillTint="33"/>
             <w:hideMark/>
           </w:tcPr>
           <w:p>
@@ -2706,7 +3097,6 @@
         <w:tc>
           <w:tcPr>
             <w:tcW w:w="1920" w:type="dxa"/>
-            <w:shd w:val="clear" w:color="auto" w:fill="E2EFD9" w:themeFill="accent6" w:themeFillTint="33"/>
             <w:hideMark/>
           </w:tcPr>
           <w:p>
@@ -2742,7 +3132,6 @@
         <w:tc>
           <w:tcPr>
             <w:tcW w:w="3414" w:type="dxa"/>
-            <w:shd w:val="clear" w:color="auto" w:fill="E2EFD9" w:themeFill="accent6" w:themeFillTint="33"/>
             <w:noWrap/>
             <w:hideMark/>
           </w:tcPr>
@@ -2775,7 +3164,6 @@
         <w:tc>
           <w:tcPr>
             <w:tcW w:w="2640" w:type="dxa"/>
-            <w:shd w:val="clear" w:color="auto" w:fill="E2EFD9" w:themeFill="accent6" w:themeFillTint="33"/>
             <w:hideMark/>
           </w:tcPr>
           <w:p>
@@ -2806,7 +3194,6 @@
         <w:tc>
           <w:tcPr>
             <w:tcW w:w="2640" w:type="dxa"/>
-            <w:shd w:val="clear" w:color="auto" w:fill="E2EFD9" w:themeFill="accent6" w:themeFillTint="33"/>
             <w:hideMark/>
           </w:tcPr>
           <w:p>
@@ -2837,7 +3224,6 @@
         <w:tc>
           <w:tcPr>
             <w:tcW w:w="1920" w:type="dxa"/>
-            <w:shd w:val="clear" w:color="auto" w:fill="E2EFD9" w:themeFill="accent6" w:themeFillTint="33"/>
             <w:hideMark/>
           </w:tcPr>
           <w:p>
@@ -2873,7 +3259,6 @@
         <w:tc>
           <w:tcPr>
             <w:tcW w:w="3414" w:type="dxa"/>
-            <w:shd w:val="clear" w:color="auto" w:fill="E2EFD9" w:themeFill="accent6" w:themeFillTint="33"/>
             <w:noWrap/>
             <w:hideMark/>
           </w:tcPr>
@@ -2906,7 +3291,6 @@
         <w:tc>
           <w:tcPr>
             <w:tcW w:w="2640" w:type="dxa"/>
-            <w:shd w:val="clear" w:color="auto" w:fill="E2EFD9" w:themeFill="accent6" w:themeFillTint="33"/>
             <w:hideMark/>
           </w:tcPr>
           <w:p>
@@ -2937,7 +3321,6 @@
         <w:tc>
           <w:tcPr>
             <w:tcW w:w="2640" w:type="dxa"/>
-            <w:shd w:val="clear" w:color="auto" w:fill="E2EFD9" w:themeFill="accent6" w:themeFillTint="33"/>
             <w:hideMark/>
           </w:tcPr>
           <w:p>
@@ -2968,7 +3351,6 @@
         <w:tc>
           <w:tcPr>
             <w:tcW w:w="1920" w:type="dxa"/>
-            <w:shd w:val="clear" w:color="auto" w:fill="E2EFD9" w:themeFill="accent6" w:themeFillTint="33"/>
             <w:hideMark/>
           </w:tcPr>
           <w:p>
@@ -3004,6 +3386,7 @@
         <w:tc>
           <w:tcPr>
             <w:tcW w:w="3414" w:type="dxa"/>
+            <w:shd w:val="clear" w:color="auto" w:fill="E2EFD9" w:themeFill="accent6" w:themeFillTint="33"/>
             <w:hideMark/>
           </w:tcPr>
           <w:p>
@@ -3050,6 +3433,7 @@
         <w:tc>
           <w:tcPr>
             <w:tcW w:w="2640" w:type="dxa"/>
+            <w:shd w:val="clear" w:color="auto" w:fill="E2EFD9" w:themeFill="accent6" w:themeFillTint="33"/>
             <w:hideMark/>
           </w:tcPr>
           <w:p>
@@ -3084,6 +3468,7 @@
         <w:tc>
           <w:tcPr>
             <w:tcW w:w="2640" w:type="dxa"/>
+            <w:shd w:val="clear" w:color="auto" w:fill="E2EFD9" w:themeFill="accent6" w:themeFillTint="33"/>
             <w:hideMark/>
           </w:tcPr>
           <w:p>
@@ -3118,6 +3503,7 @@
         <w:tc>
           <w:tcPr>
             <w:tcW w:w="1920" w:type="dxa"/>
+            <w:shd w:val="clear" w:color="auto" w:fill="E2EFD9" w:themeFill="accent6" w:themeFillTint="33"/>
             <w:hideMark/>
           </w:tcPr>
           <w:p>
@@ -3157,6 +3543,7 @@
         <w:tc>
           <w:tcPr>
             <w:tcW w:w="3414" w:type="dxa"/>
+            <w:shd w:val="clear" w:color="auto" w:fill="E2EFD9" w:themeFill="accent6" w:themeFillTint="33"/>
             <w:noWrap/>
             <w:hideMark/>
           </w:tcPr>
@@ -3189,6 +3576,7 @@
         <w:tc>
           <w:tcPr>
             <w:tcW w:w="2640" w:type="dxa"/>
+            <w:shd w:val="clear" w:color="auto" w:fill="E2EFD9" w:themeFill="accent6" w:themeFillTint="33"/>
             <w:hideMark/>
           </w:tcPr>
           <w:p>
@@ -3219,6 +3607,7 @@
         <w:tc>
           <w:tcPr>
             <w:tcW w:w="2640" w:type="dxa"/>
+            <w:shd w:val="clear" w:color="auto" w:fill="E2EFD9" w:themeFill="accent6" w:themeFillTint="33"/>
             <w:hideMark/>
           </w:tcPr>
           <w:p>
@@ -3249,6 +3638,7 @@
         <w:tc>
           <w:tcPr>
             <w:tcW w:w="1920" w:type="dxa"/>
+            <w:shd w:val="clear" w:color="auto" w:fill="E2EFD9" w:themeFill="accent6" w:themeFillTint="33"/>
             <w:hideMark/>
           </w:tcPr>
           <w:p>
@@ -3284,6 +3674,7 @@
         <w:tc>
           <w:tcPr>
             <w:tcW w:w="3414" w:type="dxa"/>
+            <w:shd w:val="clear" w:color="auto" w:fill="E2EFD9" w:themeFill="accent6" w:themeFillTint="33"/>
             <w:noWrap/>
             <w:hideMark/>
           </w:tcPr>
@@ -3316,6 +3707,7 @@
         <w:tc>
           <w:tcPr>
             <w:tcW w:w="2640" w:type="dxa"/>
+            <w:shd w:val="clear" w:color="auto" w:fill="E2EFD9" w:themeFill="accent6" w:themeFillTint="33"/>
             <w:hideMark/>
           </w:tcPr>
           <w:p>
@@ -3346,6 +3738,7 @@
         <w:tc>
           <w:tcPr>
             <w:tcW w:w="2640" w:type="dxa"/>
+            <w:shd w:val="clear" w:color="auto" w:fill="E2EFD9" w:themeFill="accent6" w:themeFillTint="33"/>
             <w:hideMark/>
           </w:tcPr>
           <w:p>
@@ -3376,6 +3769,7 @@
         <w:tc>
           <w:tcPr>
             <w:tcW w:w="1920" w:type="dxa"/>
+            <w:shd w:val="clear" w:color="auto" w:fill="E2EFD9" w:themeFill="accent6" w:themeFillTint="33"/>
             <w:hideMark/>
           </w:tcPr>
           <w:p>
@@ -3411,6 +3805,7 @@
         <w:tc>
           <w:tcPr>
             <w:tcW w:w="3414" w:type="dxa"/>
+            <w:shd w:val="clear" w:color="auto" w:fill="E2EFD9" w:themeFill="accent6" w:themeFillTint="33"/>
             <w:noWrap/>
             <w:hideMark/>
           </w:tcPr>
@@ -3443,6 +3838,7 @@
         <w:tc>
           <w:tcPr>
             <w:tcW w:w="2640" w:type="dxa"/>
+            <w:shd w:val="clear" w:color="auto" w:fill="E2EFD9" w:themeFill="accent6" w:themeFillTint="33"/>
             <w:hideMark/>
           </w:tcPr>
           <w:p>
@@ -3473,6 +3869,7 @@
         <w:tc>
           <w:tcPr>
             <w:tcW w:w="2640" w:type="dxa"/>
+            <w:shd w:val="clear" w:color="auto" w:fill="E2EFD9" w:themeFill="accent6" w:themeFillTint="33"/>
             <w:hideMark/>
           </w:tcPr>
           <w:p>
@@ -3503,6 +3900,7 @@
         <w:tc>
           <w:tcPr>
             <w:tcW w:w="1920" w:type="dxa"/>
+            <w:shd w:val="clear" w:color="auto" w:fill="E2EFD9" w:themeFill="accent6" w:themeFillTint="33"/>
             <w:hideMark/>
           </w:tcPr>
           <w:p>
@@ -3538,7 +3936,6 @@
         <w:tc>
           <w:tcPr>
             <w:tcW w:w="3414" w:type="dxa"/>
-            <w:shd w:val="clear" w:color="auto" w:fill="E2EFD9" w:themeFill="accent6" w:themeFillTint="33"/>
             <w:hideMark/>
           </w:tcPr>
           <w:p>
@@ -3585,29 +3982,27 @@
         <w:tc>
           <w:tcPr>
             <w:tcW w:w="2640" w:type="dxa"/>
-            <w:shd w:val="clear" w:color="auto" w:fill="E2EFD9" w:themeFill="accent6" w:themeFillTint="33"/>
-          </w:tcPr>
-          <w:p>
-            <w:pPr>
-              <w:widowControl/>
-              <w:spacing w:after="0" w:line="240" w:lineRule="auto"/>
-              <w:jc w:val="both"/>
-              <w:rPr>
-                <w:rFonts w:ascii="Times New Roman" w:eastAsia="宋体" w:hAnsi="Times New Roman" w:cs="Times New Roman"/>
-                <w:b/>
-                <w:bCs/>
-                <w:kern w:val="0"/>
-                <w:sz w:val="20"/>
-                <w:szCs w:val="20"/>
-                <w14:ligatures w14:val="none"/>
-              </w:rPr>
-            </w:pPr>
-          </w:p>
-        </w:tc>
-        <w:tc>
-          <w:tcPr>
-            <w:tcW w:w="2640" w:type="dxa"/>
-            <w:shd w:val="clear" w:color="auto" w:fill="E2EFD9" w:themeFill="accent6" w:themeFillTint="33"/>
+          </w:tcPr>
+          <w:p>
+            <w:pPr>
+              <w:widowControl/>
+              <w:spacing w:after="0" w:line="240" w:lineRule="auto"/>
+              <w:jc w:val="both"/>
+              <w:rPr>
+                <w:rFonts w:ascii="Times New Roman" w:eastAsia="宋体" w:hAnsi="Times New Roman" w:cs="Times New Roman"/>
+                <w:b/>
+                <w:bCs/>
+                <w:kern w:val="0"/>
+                <w:sz w:val="20"/>
+                <w:szCs w:val="20"/>
+                <w14:ligatures w14:val="none"/>
+              </w:rPr>
+            </w:pPr>
+          </w:p>
+        </w:tc>
+        <w:tc>
+          <w:tcPr>
+            <w:tcW w:w="2640" w:type="dxa"/>
           </w:tcPr>
           <w:p>
             <w:pPr>
@@ -3629,23 +4024,34 @@
         <w:tc>
           <w:tcPr>
             <w:tcW w:w="1920" w:type="dxa"/>
-            <w:shd w:val="clear" w:color="auto" w:fill="E2EFD9" w:themeFill="accent6" w:themeFillTint="33"/>
-          </w:tcPr>
-          <w:p>
-            <w:pPr>
-              <w:widowControl/>
-              <w:spacing w:after="0" w:line="240" w:lineRule="auto"/>
-              <w:jc w:val="both"/>
-              <w:rPr>
-                <w:rFonts w:ascii="Times New Roman" w:eastAsia="宋体" w:hAnsi="Times New Roman" w:cs="Times New Roman"/>
-                <w:b/>
-                <w:bCs/>
-                <w:kern w:val="0"/>
-                <w:sz w:val="20"/>
-                <w:szCs w:val="20"/>
-                <w14:ligatures w14:val="none"/>
-              </w:rPr>
-            </w:pPr>
+          </w:tcPr>
+          <w:p>
+            <w:pPr>
+              <w:widowControl/>
+              <w:spacing w:after="0" w:line="240" w:lineRule="auto"/>
+              <w:jc w:val="both"/>
+              <w:rPr>
+                <w:rFonts w:ascii="Times New Roman" w:eastAsia="宋体" w:hAnsi="Times New Roman" w:cs="Times New Roman"/>
+                <w:b/>
+                <w:bCs/>
+                <w:kern w:val="0"/>
+                <w:sz w:val="20"/>
+                <w:szCs w:val="20"/>
+                <w14:ligatures w14:val="none"/>
+              </w:rPr>
+            </w:pPr>
+            <w:r>
+              <w:rPr>
+                <w:rFonts w:ascii="Times New Roman" w:eastAsia="宋体" w:hAnsi="Times New Roman" w:cs="Times New Roman" w:hint="eastAsia"/>
+                <w:b/>
+                <w:bCs/>
+                <w:kern w:val="0"/>
+                <w:sz w:val="20"/>
+                <w:szCs w:val="20"/>
+                <w14:ligatures w14:val="none"/>
+              </w:rPr>
+              <w:t>-</w:t>
+            </w:r>
           </w:p>
         </w:tc>
       </w:tr>
@@ -3656,7 +4062,6 @@
         <w:tc>
           <w:tcPr>
             <w:tcW w:w="3414" w:type="dxa"/>
-            <w:shd w:val="clear" w:color="auto" w:fill="E2EFD9" w:themeFill="accent6" w:themeFillTint="33"/>
           </w:tcPr>
           <w:p>
             <w:pPr>
@@ -3686,7 +4091,6 @@
         <w:tc>
           <w:tcPr>
             <w:tcW w:w="2640" w:type="dxa"/>
-            <w:shd w:val="clear" w:color="auto" w:fill="E2EFD9" w:themeFill="accent6" w:themeFillTint="33"/>
           </w:tcPr>
           <w:p>
             <w:pPr>
@@ -3716,7 +4120,6 @@
         <w:tc>
           <w:tcPr>
             <w:tcW w:w="2640" w:type="dxa"/>
-            <w:shd w:val="clear" w:color="auto" w:fill="E2EFD9" w:themeFill="accent6" w:themeFillTint="33"/>
           </w:tcPr>
           <w:p>
             <w:pPr>
@@ -3746,31 +4149,20 @@
         <w:tc>
           <w:tcPr>
             <w:tcW w:w="1920" w:type="dxa"/>
-            <w:shd w:val="clear" w:color="auto" w:fill="E2EFD9" w:themeFill="accent6" w:themeFillTint="33"/>
-          </w:tcPr>
-          <w:p>
-            <w:pPr>
-              <w:widowControl/>
-              <w:spacing w:after="0" w:line="240" w:lineRule="auto"/>
-              <w:jc w:val="both"/>
-              <w:rPr>
-                <w:rFonts w:ascii="Times New Roman" w:eastAsia="宋体" w:hAnsi="Times New Roman" w:cs="Times New Roman"/>
-                <w:kern w:val="0"/>
-                <w:sz w:val="20"/>
-                <w:szCs w:val="20"/>
-                <w14:ligatures w14:val="none"/>
-              </w:rPr>
-            </w:pPr>
-            <w:r>
-              <w:rPr>
-                <w:rFonts w:ascii="Times New Roman" w:eastAsia="宋体" w:hAnsi="Times New Roman" w:cs="Times New Roman"/>
-                <w:kern w:val="0"/>
-                <w:sz w:val="20"/>
-                <w:szCs w:val="20"/>
-                <w14:ligatures w14:val="none"/>
-              </w:rPr>
-              <w:t>-</w:t>
-            </w:r>
+          </w:tcPr>
+          <w:p>
+            <w:pPr>
+              <w:widowControl/>
+              <w:spacing w:after="0" w:line="240" w:lineRule="auto"/>
+              <w:jc w:val="both"/>
+              <w:rPr>
+                <w:rFonts w:ascii="Times New Roman" w:eastAsia="宋体" w:hAnsi="Times New Roman" w:cs="Times New Roman"/>
+                <w:kern w:val="0"/>
+                <w:sz w:val="20"/>
+                <w:szCs w:val="20"/>
+                <w14:ligatures w14:val="none"/>
+              </w:rPr>
+            </w:pPr>
           </w:p>
         </w:tc>
       </w:tr>
@@ -3781,7 +4173,6 @@
         <w:tc>
           <w:tcPr>
             <w:tcW w:w="3414" w:type="dxa"/>
-            <w:shd w:val="clear" w:color="auto" w:fill="E2EFD9" w:themeFill="accent6" w:themeFillTint="33"/>
             <w:noWrap/>
             <w:hideMark/>
           </w:tcPr>
@@ -3814,7 +4205,6 @@
         <w:tc>
           <w:tcPr>
             <w:tcW w:w="2640" w:type="dxa"/>
-            <w:shd w:val="clear" w:color="auto" w:fill="E2EFD9" w:themeFill="accent6" w:themeFillTint="33"/>
             <w:hideMark/>
           </w:tcPr>
           <w:p>
@@ -3845,7 +4235,6 @@
         <w:tc>
           <w:tcPr>
             <w:tcW w:w="2640" w:type="dxa"/>
-            <w:shd w:val="clear" w:color="auto" w:fill="E2EFD9" w:themeFill="accent6" w:themeFillTint="33"/>
             <w:hideMark/>
           </w:tcPr>
           <w:p>
@@ -3876,7 +4265,6 @@
         <w:tc>
           <w:tcPr>
             <w:tcW w:w="1920" w:type="dxa"/>
-            <w:shd w:val="clear" w:color="auto" w:fill="E2EFD9" w:themeFill="accent6" w:themeFillTint="33"/>
             <w:hideMark/>
           </w:tcPr>
           <w:p>
@@ -3912,6 +4300,7 @@
         <w:tc>
           <w:tcPr>
             <w:tcW w:w="3414" w:type="dxa"/>
+            <w:shd w:val="clear" w:color="auto" w:fill="E2EFD9" w:themeFill="accent6" w:themeFillTint="33"/>
             <w:hideMark/>
           </w:tcPr>
           <w:p>
@@ -3958,27 +4347,29 @@
         <w:tc>
           <w:tcPr>
             <w:tcW w:w="2640" w:type="dxa"/>
-          </w:tcPr>
-          <w:p>
-            <w:pPr>
-              <w:widowControl/>
-              <w:spacing w:after="0" w:line="240" w:lineRule="auto"/>
-              <w:jc w:val="both"/>
-              <w:rPr>
-                <w:rFonts w:ascii="Times New Roman" w:eastAsia="宋体" w:hAnsi="Times New Roman" w:cs="Times New Roman"/>
-                <w:b/>
-                <w:bCs/>
-                <w:kern w:val="0"/>
-                <w:sz w:val="20"/>
-                <w:szCs w:val="20"/>
-                <w14:ligatures w14:val="none"/>
-              </w:rPr>
-            </w:pPr>
-          </w:p>
-        </w:tc>
-        <w:tc>
-          <w:tcPr>
-            <w:tcW w:w="2640" w:type="dxa"/>
+            <w:shd w:val="clear" w:color="auto" w:fill="E2EFD9" w:themeFill="accent6" w:themeFillTint="33"/>
+          </w:tcPr>
+          <w:p>
+            <w:pPr>
+              <w:widowControl/>
+              <w:spacing w:after="0" w:line="240" w:lineRule="auto"/>
+              <w:jc w:val="both"/>
+              <w:rPr>
+                <w:rFonts w:ascii="Times New Roman" w:eastAsia="宋体" w:hAnsi="Times New Roman" w:cs="Times New Roman"/>
+                <w:b/>
+                <w:bCs/>
+                <w:kern w:val="0"/>
+                <w:sz w:val="20"/>
+                <w:szCs w:val="20"/>
+                <w14:ligatures w14:val="none"/>
+              </w:rPr>
+            </w:pPr>
+          </w:p>
+        </w:tc>
+        <w:tc>
+          <w:tcPr>
+            <w:tcW w:w="2640" w:type="dxa"/>
+            <w:shd w:val="clear" w:color="auto" w:fill="E2EFD9" w:themeFill="accent6" w:themeFillTint="33"/>
           </w:tcPr>
           <w:p>
             <w:pPr>
@@ -4000,22 +4391,35 @@
         <w:tc>
           <w:tcPr>
             <w:tcW w:w="1920" w:type="dxa"/>
-          </w:tcPr>
-          <w:p>
-            <w:pPr>
-              <w:widowControl/>
-              <w:spacing w:after="0" w:line="240" w:lineRule="auto"/>
-              <w:jc w:val="both"/>
-              <w:rPr>
-                <w:rFonts w:ascii="Times New Roman" w:eastAsia="宋体" w:hAnsi="Times New Roman" w:cs="Times New Roman"/>
-                <w:b/>
-                <w:bCs/>
-                <w:kern w:val="0"/>
-                <w:sz w:val="20"/>
-                <w:szCs w:val="20"/>
-                <w14:ligatures w14:val="none"/>
-              </w:rPr>
-            </w:pPr>
+            <w:shd w:val="clear" w:color="auto" w:fill="E2EFD9" w:themeFill="accent6" w:themeFillTint="33"/>
+          </w:tcPr>
+          <w:p>
+            <w:pPr>
+              <w:widowControl/>
+              <w:spacing w:after="0" w:line="240" w:lineRule="auto"/>
+              <w:jc w:val="both"/>
+              <w:rPr>
+                <w:rFonts w:ascii="Times New Roman" w:eastAsia="宋体" w:hAnsi="Times New Roman" w:cs="Times New Roman"/>
+                <w:b/>
+                <w:bCs/>
+                <w:kern w:val="0"/>
+                <w:sz w:val="20"/>
+                <w:szCs w:val="20"/>
+                <w14:ligatures w14:val="none"/>
+              </w:rPr>
+            </w:pPr>
+            <w:r>
+              <w:rPr>
+                <w:rFonts w:ascii="Times New Roman" w:eastAsia="宋体" w:hAnsi="Times New Roman" w:cs="Times New Roman" w:hint="eastAsia"/>
+                <w:b/>
+                <w:bCs/>
+                <w:kern w:val="0"/>
+                <w:sz w:val="20"/>
+                <w:szCs w:val="20"/>
+                <w14:ligatures w14:val="none"/>
+              </w:rPr>
+              <w:t>-</w:t>
+            </w:r>
           </w:p>
         </w:tc>
       </w:tr>
@@ -4026,6 +4430,7 @@
         <w:tc>
           <w:tcPr>
             <w:tcW w:w="3414" w:type="dxa"/>
+            <w:shd w:val="clear" w:color="auto" w:fill="E2EFD9" w:themeFill="accent6" w:themeFillTint="33"/>
           </w:tcPr>
           <w:p>
             <w:pPr>
@@ -4055,6 +4460,7 @@
         <w:tc>
           <w:tcPr>
             <w:tcW w:w="2640" w:type="dxa"/>
+            <w:shd w:val="clear" w:color="auto" w:fill="E2EFD9" w:themeFill="accent6" w:themeFillTint="33"/>
           </w:tcPr>
           <w:p>
             <w:pPr>
@@ -4084,6 +4490,7 @@
         <w:tc>
           <w:tcPr>
             <w:tcW w:w="2640" w:type="dxa"/>
+            <w:shd w:val="clear" w:color="auto" w:fill="E2EFD9" w:themeFill="accent6" w:themeFillTint="33"/>
           </w:tcPr>
           <w:p>
             <w:pPr>
@@ -4113,30 +4520,21 @@
         <w:tc>
           <w:tcPr>
             <w:tcW w:w="1920" w:type="dxa"/>
-          </w:tcPr>
-          <w:p>
-            <w:pPr>
-              <w:widowControl/>
-              <w:spacing w:after="0" w:line="240" w:lineRule="auto"/>
-              <w:jc w:val="both"/>
-              <w:rPr>
-                <w:rFonts w:ascii="Times New Roman" w:eastAsia="宋体" w:hAnsi="Times New Roman" w:cs="Times New Roman"/>
-                <w:kern w:val="0"/>
-                <w:sz w:val="20"/>
-                <w:szCs w:val="20"/>
-                <w14:ligatures w14:val="none"/>
-              </w:rPr>
-            </w:pPr>
-            <w:r>
-              <w:rPr>
-                <w:rFonts w:ascii="Times New Roman" w:eastAsia="宋体" w:hAnsi="Times New Roman" w:cs="Times New Roman"/>
-                <w:kern w:val="0"/>
-                <w:sz w:val="20"/>
-                <w:szCs w:val="20"/>
-                <w14:ligatures w14:val="none"/>
-              </w:rPr>
-              <w:t>-</w:t>
-            </w:r>
+            <w:shd w:val="clear" w:color="auto" w:fill="E2EFD9" w:themeFill="accent6" w:themeFillTint="33"/>
+          </w:tcPr>
+          <w:p>
+            <w:pPr>
+              <w:widowControl/>
+              <w:spacing w:after="0" w:line="240" w:lineRule="auto"/>
+              <w:jc w:val="both"/>
+              <w:rPr>
+                <w:rFonts w:ascii="Times New Roman" w:eastAsia="宋体" w:hAnsi="Times New Roman" w:cs="Times New Roman"/>
+                <w:kern w:val="0"/>
+                <w:sz w:val="20"/>
+                <w:szCs w:val="20"/>
+                <w14:ligatures w14:val="none"/>
+              </w:rPr>
+            </w:pPr>
           </w:p>
         </w:tc>
       </w:tr>
@@ -4147,6 +4545,7 @@
         <w:tc>
           <w:tcPr>
             <w:tcW w:w="3414" w:type="dxa"/>
+            <w:shd w:val="clear" w:color="auto" w:fill="E2EFD9" w:themeFill="accent6" w:themeFillTint="33"/>
             <w:noWrap/>
             <w:hideMark/>
           </w:tcPr>
@@ -4179,6 +4578,7 @@
         <w:tc>
           <w:tcPr>
             <w:tcW w:w="2640" w:type="dxa"/>
+            <w:shd w:val="clear" w:color="auto" w:fill="E2EFD9" w:themeFill="accent6" w:themeFillTint="33"/>
             <w:hideMark/>
           </w:tcPr>
           <w:p>
@@ -4209,6 +4609,7 @@
         <w:tc>
           <w:tcPr>
             <w:tcW w:w="2640" w:type="dxa"/>
+            <w:shd w:val="clear" w:color="auto" w:fill="E2EFD9" w:themeFill="accent6" w:themeFillTint="33"/>
             <w:hideMark/>
           </w:tcPr>
           <w:p>
@@ -4239,6 +4640,7 @@
         <w:tc>
           <w:tcPr>
             <w:tcW w:w="1920" w:type="dxa"/>
+            <w:shd w:val="clear" w:color="auto" w:fill="E2EFD9" w:themeFill="accent6" w:themeFillTint="33"/>
             <w:hideMark/>
           </w:tcPr>
           <w:p>
@@ -4274,7 +4676,6 @@
         <w:tc>
           <w:tcPr>
             <w:tcW w:w="3414" w:type="dxa"/>
-            <w:shd w:val="clear" w:color="auto" w:fill="E2EFD9" w:themeFill="accent6" w:themeFillTint="33"/>
             <w:hideMark/>
           </w:tcPr>
           <w:p>
@@ -4321,7 +4722,6 @@
         <w:tc>
           <w:tcPr>
             <w:tcW w:w="2640" w:type="dxa"/>
-            <w:shd w:val="clear" w:color="auto" w:fill="E2EFD9" w:themeFill="accent6" w:themeFillTint="33"/>
             <w:hideMark/>
           </w:tcPr>
           <w:p>
@@ -4356,7 +4756,6 @@
         <w:tc>
           <w:tcPr>
             <w:tcW w:w="2640" w:type="dxa"/>
-            <w:shd w:val="clear" w:color="auto" w:fill="E2EFD9" w:themeFill="accent6" w:themeFillTint="33"/>
             <w:hideMark/>
           </w:tcPr>
           <w:p>
@@ -4391,7 +4790,6 @@
         <w:tc>
           <w:tcPr>
             <w:tcW w:w="1920" w:type="dxa"/>
-            <w:shd w:val="clear" w:color="auto" w:fill="E2EFD9" w:themeFill="accent6" w:themeFillTint="33"/>
             <w:hideMark/>
           </w:tcPr>
           <w:p>
@@ -4420,6 +4818,18 @@
                 <w14:ligatures w14:val="none"/>
               </w:rPr>
               <w:t xml:space="preserve">　</w:t>
+            </w:r>
+            <w:r>
+              <w:rPr>
+                <w:rFonts w:ascii="Times New Roman" w:eastAsia="宋体" w:hAnsi="Times New Roman" w:cs="Times New Roman" w:hint="eastAsia"/>
+                <w:b/>
+                <w:bCs/>
+                <w:kern w:val="0"/>
+                <w:sz w:val="20"/>
+                <w:szCs w:val="20"/>
+                <w14:ligatures w14:val="none"/>
+              </w:rPr>
+              <w:t>-</w:t>
             </w:r>
           </w:p>
         </w:tc>
@@ -4431,7 +4841,6 @@
         <w:tc>
           <w:tcPr>
             <w:tcW w:w="3414" w:type="dxa"/>
-            <w:shd w:val="clear" w:color="auto" w:fill="E2EFD9" w:themeFill="accent6" w:themeFillTint="33"/>
             <w:noWrap/>
             <w:hideMark/>
           </w:tcPr>
@@ -4464,7 +4873,6 @@
         <w:tc>
           <w:tcPr>
             <w:tcW w:w="2640" w:type="dxa"/>
-            <w:shd w:val="clear" w:color="auto" w:fill="E2EFD9" w:themeFill="accent6" w:themeFillTint="33"/>
             <w:hideMark/>
           </w:tcPr>
           <w:p>
@@ -4495,7 +4903,6 @@
         <w:tc>
           <w:tcPr>
             <w:tcW w:w="2640" w:type="dxa"/>
-            <w:shd w:val="clear" w:color="auto" w:fill="E2EFD9" w:themeFill="accent6" w:themeFillTint="33"/>
             <w:hideMark/>
           </w:tcPr>
           <w:p>
@@ -4526,7 +4933,6 @@
         <w:tc>
           <w:tcPr>
             <w:tcW w:w="1920" w:type="dxa"/>
-            <w:shd w:val="clear" w:color="auto" w:fill="E2EFD9" w:themeFill="accent6" w:themeFillTint="33"/>
             <w:hideMark/>
           </w:tcPr>
           <w:p>
@@ -4562,7 +4968,6 @@
         <w:tc>
           <w:tcPr>
             <w:tcW w:w="3414" w:type="dxa"/>
-            <w:shd w:val="clear" w:color="auto" w:fill="E2EFD9" w:themeFill="accent6" w:themeFillTint="33"/>
             <w:noWrap/>
             <w:hideMark/>
           </w:tcPr>
@@ -4595,7 +5000,6 @@
         <w:tc>
           <w:tcPr>
             <w:tcW w:w="2640" w:type="dxa"/>
-            <w:shd w:val="clear" w:color="auto" w:fill="E2EFD9" w:themeFill="accent6" w:themeFillTint="33"/>
             <w:hideMark/>
           </w:tcPr>
           <w:p>
@@ -4626,7 +5030,6 @@
         <w:tc>
           <w:tcPr>
             <w:tcW w:w="2640" w:type="dxa"/>
-            <w:shd w:val="clear" w:color="auto" w:fill="E2EFD9" w:themeFill="accent6" w:themeFillTint="33"/>
             <w:hideMark/>
           </w:tcPr>
           <w:p>
@@ -4657,7 +5060,6 @@
         <w:tc>
           <w:tcPr>
             <w:tcW w:w="1920" w:type="dxa"/>
-            <w:shd w:val="clear" w:color="auto" w:fill="E2EFD9" w:themeFill="accent6" w:themeFillTint="33"/>
             <w:hideMark/>
           </w:tcPr>
           <w:p>
@@ -4693,7 +5095,6 @@
         <w:tc>
           <w:tcPr>
             <w:tcW w:w="3414" w:type="dxa"/>
-            <w:shd w:val="clear" w:color="auto" w:fill="E2EFD9" w:themeFill="accent6" w:themeFillTint="33"/>
             <w:noWrap/>
             <w:hideMark/>
           </w:tcPr>
@@ -4726,7 +5127,6 @@
         <w:tc>
           <w:tcPr>
             <w:tcW w:w="2640" w:type="dxa"/>
-            <w:shd w:val="clear" w:color="auto" w:fill="E2EFD9" w:themeFill="accent6" w:themeFillTint="33"/>
             <w:hideMark/>
           </w:tcPr>
           <w:p>
@@ -4757,7 +5157,6 @@
         <w:tc>
           <w:tcPr>
             <w:tcW w:w="2640" w:type="dxa"/>
-            <w:shd w:val="clear" w:color="auto" w:fill="E2EFD9" w:themeFill="accent6" w:themeFillTint="33"/>
             <w:hideMark/>
           </w:tcPr>
           <w:p>
@@ -4788,7 +5187,6 @@
         <w:tc>
           <w:tcPr>
             <w:tcW w:w="1920" w:type="dxa"/>
-            <w:shd w:val="clear" w:color="auto" w:fill="E2EFD9" w:themeFill="accent6" w:themeFillTint="33"/>
             <w:hideMark/>
           </w:tcPr>
           <w:p>
@@ -4824,7 +5222,6 @@
         <w:tc>
           <w:tcPr>
             <w:tcW w:w="3414" w:type="dxa"/>
-            <w:shd w:val="clear" w:color="auto" w:fill="E2EFD9" w:themeFill="accent6" w:themeFillTint="33"/>
             <w:noWrap/>
             <w:hideMark/>
           </w:tcPr>
@@ -4857,7 +5254,6 @@
         <w:tc>
           <w:tcPr>
             <w:tcW w:w="2640" w:type="dxa"/>
-            <w:shd w:val="clear" w:color="auto" w:fill="E2EFD9" w:themeFill="accent6" w:themeFillTint="33"/>
             <w:hideMark/>
           </w:tcPr>
           <w:p>
@@ -4888,7 +5284,6 @@
         <w:tc>
           <w:tcPr>
             <w:tcW w:w="2640" w:type="dxa"/>
-            <w:shd w:val="clear" w:color="auto" w:fill="E2EFD9" w:themeFill="accent6" w:themeFillTint="33"/>
             <w:hideMark/>
           </w:tcPr>
           <w:p>
@@ -4919,7 +5314,6 @@
         <w:tc>
           <w:tcPr>
             <w:tcW w:w="1920" w:type="dxa"/>
-            <w:shd w:val="clear" w:color="auto" w:fill="E2EFD9" w:themeFill="accent6" w:themeFillTint="33"/>
             <w:hideMark/>
           </w:tcPr>
           <w:p>
@@ -4955,7 +5349,6 @@
         <w:tc>
           <w:tcPr>
             <w:tcW w:w="3414" w:type="dxa"/>
-            <w:shd w:val="clear" w:color="auto" w:fill="E2EFD9" w:themeFill="accent6" w:themeFillTint="33"/>
             <w:noWrap/>
             <w:hideMark/>
           </w:tcPr>
@@ -4988,7 +5381,6 @@
         <w:tc>
           <w:tcPr>
             <w:tcW w:w="2640" w:type="dxa"/>
-            <w:shd w:val="clear" w:color="auto" w:fill="E2EFD9" w:themeFill="accent6" w:themeFillTint="33"/>
             <w:hideMark/>
           </w:tcPr>
           <w:p>
@@ -5019,7 +5411,6 @@
         <w:tc>
           <w:tcPr>
             <w:tcW w:w="2640" w:type="dxa"/>
-            <w:shd w:val="clear" w:color="auto" w:fill="E2EFD9" w:themeFill="accent6" w:themeFillTint="33"/>
             <w:hideMark/>
           </w:tcPr>
           <w:p>
@@ -5050,7 +5441,6 @@
         <w:tc>
           <w:tcPr>
             <w:tcW w:w="1920" w:type="dxa"/>
-            <w:shd w:val="clear" w:color="auto" w:fill="E2EFD9" w:themeFill="accent6" w:themeFillTint="33"/>
             <w:hideMark/>
           </w:tcPr>
           <w:p>
@@ -5086,6 +5476,7 @@
         <w:tc>
           <w:tcPr>
             <w:tcW w:w="3414" w:type="dxa"/>
+            <w:shd w:val="clear" w:color="auto" w:fill="E2EFD9" w:themeFill="accent6" w:themeFillTint="33"/>
             <w:hideMark/>
           </w:tcPr>
           <w:p>
@@ -5132,6 +5523,7 @@
         <w:tc>
           <w:tcPr>
             <w:tcW w:w="2640" w:type="dxa"/>
+            <w:shd w:val="clear" w:color="auto" w:fill="E2EFD9" w:themeFill="accent6" w:themeFillTint="33"/>
             <w:hideMark/>
           </w:tcPr>
           <w:p>
@@ -5166,6 +5558,7 @@
         <w:tc>
           <w:tcPr>
             <w:tcW w:w="2640" w:type="dxa"/>
+            <w:shd w:val="clear" w:color="auto" w:fill="E2EFD9" w:themeFill="accent6" w:themeFillTint="33"/>
             <w:hideMark/>
           </w:tcPr>
           <w:p>
@@ -5200,6 +5593,7 @@
         <w:tc>
           <w:tcPr>
             <w:tcW w:w="1920" w:type="dxa"/>
+            <w:shd w:val="clear" w:color="auto" w:fill="E2EFD9" w:themeFill="accent6" w:themeFillTint="33"/>
             <w:hideMark/>
           </w:tcPr>
           <w:p>
@@ -5228,6 +5622,18 @@
                 <w14:ligatures w14:val="none"/>
               </w:rPr>
               <w:t xml:space="preserve">　</w:t>
+            </w:r>
+            <w:r>
+              <w:rPr>
+                <w:rFonts w:ascii="Times New Roman" w:eastAsia="宋体" w:hAnsi="Times New Roman" w:cs="Times New Roman" w:hint="eastAsia"/>
+                <w:b/>
+                <w:bCs/>
+                <w:kern w:val="0"/>
+                <w:sz w:val="20"/>
+                <w:szCs w:val="20"/>
+                <w14:ligatures w14:val="none"/>
+              </w:rPr>
+              <w:t>-</w:t>
             </w:r>
           </w:p>
         </w:tc>
@@ -5239,6 +5645,7 @@
         <w:tc>
           <w:tcPr>
             <w:tcW w:w="3414" w:type="dxa"/>
+            <w:shd w:val="clear" w:color="auto" w:fill="E2EFD9" w:themeFill="accent6" w:themeFillTint="33"/>
             <w:noWrap/>
             <w:hideMark/>
           </w:tcPr>
@@ -5271,6 +5678,7 @@
         <w:tc>
           <w:tcPr>
             <w:tcW w:w="2640" w:type="dxa"/>
+            <w:shd w:val="clear" w:color="auto" w:fill="E2EFD9" w:themeFill="accent6" w:themeFillTint="33"/>
             <w:hideMark/>
           </w:tcPr>
           <w:p>
@@ -5301,6 +5709,7 @@
         <w:tc>
           <w:tcPr>
             <w:tcW w:w="2640" w:type="dxa"/>
+            <w:shd w:val="clear" w:color="auto" w:fill="E2EFD9" w:themeFill="accent6" w:themeFillTint="33"/>
             <w:hideMark/>
           </w:tcPr>
           <w:p>
@@ -5331,6 +5740,7 @@
         <w:tc>
           <w:tcPr>
             <w:tcW w:w="1920" w:type="dxa"/>
+            <w:shd w:val="clear" w:color="auto" w:fill="E2EFD9" w:themeFill="accent6" w:themeFillTint="33"/>
             <w:hideMark/>
           </w:tcPr>
           <w:p>
@@ -5366,6 +5776,7 @@
         <w:tc>
           <w:tcPr>
             <w:tcW w:w="3414" w:type="dxa"/>
+            <w:shd w:val="clear" w:color="auto" w:fill="E2EFD9" w:themeFill="accent6" w:themeFillTint="33"/>
             <w:noWrap/>
             <w:hideMark/>
           </w:tcPr>
@@ -5398,6 +5809,7 @@
         <w:tc>
           <w:tcPr>
             <w:tcW w:w="2640" w:type="dxa"/>
+            <w:shd w:val="clear" w:color="auto" w:fill="E2EFD9" w:themeFill="accent6" w:themeFillTint="33"/>
             <w:hideMark/>
           </w:tcPr>
           <w:p>
@@ -5428,6 +5840,7 @@
         <w:tc>
           <w:tcPr>
             <w:tcW w:w="2640" w:type="dxa"/>
+            <w:shd w:val="clear" w:color="auto" w:fill="E2EFD9" w:themeFill="accent6" w:themeFillTint="33"/>
             <w:hideMark/>
           </w:tcPr>
           <w:p>
@@ -5458,6 +5871,7 @@
         <w:tc>
           <w:tcPr>
             <w:tcW w:w="1920" w:type="dxa"/>
+            <w:shd w:val="clear" w:color="auto" w:fill="E2EFD9" w:themeFill="accent6" w:themeFillTint="33"/>
             <w:hideMark/>
           </w:tcPr>
           <w:p>
@@ -5493,6 +5907,7 @@
         <w:tc>
           <w:tcPr>
             <w:tcW w:w="3414" w:type="dxa"/>
+            <w:shd w:val="clear" w:color="auto" w:fill="E2EFD9" w:themeFill="accent6" w:themeFillTint="33"/>
             <w:noWrap/>
             <w:hideMark/>
           </w:tcPr>
@@ -5518,6 +5933,7 @@
                 <w:szCs w:val="20"/>
                 <w14:ligatures w14:val="none"/>
               </w:rPr>
+              <w:lastRenderedPageBreak/>
               <w:t>Others</w:t>
             </w:r>
             <w:r>
@@ -5535,6 +5951,7 @@
         <w:tc>
           <w:tcPr>
             <w:tcW w:w="2640" w:type="dxa"/>
+            <w:shd w:val="clear" w:color="auto" w:fill="E2EFD9" w:themeFill="accent6" w:themeFillTint="33"/>
             <w:hideMark/>
           </w:tcPr>
           <w:p>
@@ -5565,6 +5982,7 @@
         <w:tc>
           <w:tcPr>
             <w:tcW w:w="2640" w:type="dxa"/>
+            <w:shd w:val="clear" w:color="auto" w:fill="E2EFD9" w:themeFill="accent6" w:themeFillTint="33"/>
             <w:hideMark/>
           </w:tcPr>
           <w:p>
@@ -5595,6 +6013,7 @@
         <w:tc>
           <w:tcPr>
             <w:tcW w:w="1920" w:type="dxa"/>
+            <w:shd w:val="clear" w:color="auto" w:fill="E2EFD9" w:themeFill="accent6" w:themeFillTint="33"/>
             <w:hideMark/>
           </w:tcPr>
           <w:p>
